--- a/작업일지/졸업작품 작업일지 - 20+32주차.docx
+++ b/작업일지/졸업작품 작업일지 - 20+32주차.docx
@@ -179,6 +179,7 @@
                 <w:sz w:val="22"/>
               </w:rPr>
             </w:pPr>
+            <w:proofErr w:type="spellStart"/>
             <w:r>
               <w:rPr>
                 <w:rFonts w:hint="eastAsia"/>
@@ -187,6 +188,7 @@
               </w:rPr>
               <w:t>팀명</w:t>
             </w:r>
+            <w:proofErr w:type="spellEnd"/>
           </w:p>
         </w:tc>
         <w:tc>
@@ -499,6 +501,7 @@
             <w:pPr>
               <w:jc w:val="left"/>
               <w:rPr>
+                <w:rFonts w:hint="eastAsia"/>
                 <w:b/>
               </w:rPr>
             </w:pPr>
@@ -514,7 +517,39 @@
                 <w:rFonts w:hint="eastAsia"/>
                 <w:b/>
               </w:rPr>
-              <w:t>논문 포스터 작성, 온라인 모드에 스킬 시스템 적용, 피격 시 넉백 구현, ragdoll body마다 damping과 noise 별도 설정 등 보정, 아군 공격 방지, 충돌 피드백 튜닝</w:t>
+              <w:t xml:space="preserve">거점 시스템 추가, 지형 레벨디자인 완료, 피격 애니메이션 </w:t>
+            </w:r>
+            <w:proofErr w:type="spellStart"/>
+            <w:r>
+              <w:rPr>
+                <w:rFonts w:hint="eastAsia"/>
+                <w:b/>
+              </w:rPr>
+              <w:t>미재생</w:t>
+            </w:r>
+            <w:proofErr w:type="spellEnd"/>
+            <w:r>
+              <w:rPr>
+                <w:rFonts w:hint="eastAsia"/>
+                <w:b/>
+              </w:rPr>
+              <w:t xml:space="preserve"> 버그 수정, 중력 버그 수정, </w:t>
+            </w:r>
+            <w:proofErr w:type="spellStart"/>
+            <w:r>
+              <w:rPr>
+                <w:rFonts w:hint="eastAsia"/>
+                <w:b/>
+              </w:rPr>
+              <w:t>청크</w:t>
+            </w:r>
+            <w:proofErr w:type="spellEnd"/>
+            <w:r>
+              <w:rPr>
+                <w:rFonts w:hint="eastAsia"/>
+                <w:b/>
+              </w:rPr>
+              <w:t xml:space="preserve"> 스트리밍 구현, Zone 시스템 추가</w:t>
             </w:r>
           </w:p>
           <w:p>
@@ -538,12 +573,14 @@
               </w:rPr>
               <w:t xml:space="preserve"> </w:t>
             </w:r>
+            <w:proofErr w:type="spellStart"/>
             <w:r>
               <w:rPr>
                 <w:b/>
               </w:rPr>
               <w:t>이시스</w:t>
             </w:r>
+            <w:proofErr w:type="spellEnd"/>
             <w:r>
               <w:rPr>
                 <w:rFonts w:hint="eastAsia"/>
@@ -565,6 +602,7 @@
               </w:rPr>
               <w:t xml:space="preserve">이종진: </w:t>
             </w:r>
+            <w:proofErr w:type="spellStart"/>
             <w:r>
               <w:rPr>
                 <w:rFonts w:hint="eastAsia"/>
@@ -572,7 +610,17 @@
                 <w:bCs/>
                 <w:szCs w:val="20"/>
               </w:rPr>
-              <w:t>로비씬 디자인</w:t>
+              <w:t>로비씬</w:t>
+            </w:r>
+            <w:proofErr w:type="spellEnd"/>
+            <w:r>
+              <w:rPr>
+                <w:rFonts w:hint="eastAsia"/>
+                <w:b/>
+                <w:bCs/>
+                <w:szCs w:val="20"/>
+              </w:rPr>
+              <w:t xml:space="preserve"> 디자인</w:t>
             </w:r>
           </w:p>
         </w:tc>
@@ -637,7 +685,7 @@
           <w:rFonts w:hint="eastAsia"/>
           <w:sz w:val="22"/>
         </w:rPr>
-        <w:t>논문 포스터 작성</w:t>
+        <w:t>거점 시스템 추가</w:t>
       </w:r>
     </w:p>
     <w:p>
@@ -658,7 +706,196 @@
           <w:rFonts w:hint="eastAsia"/>
           <w:sz w:val="22"/>
         </w:rPr>
-        <w:t>5월 30일 발표</w:t>
+        <w:t xml:space="preserve">거점 주위로 몬스터가 생성되고, 거점이 살아있는 동안은 계속 몬스터가 </w:t>
+      </w:r>
+      <w:proofErr w:type="spellStart"/>
+      <w:r>
+        <w:rPr>
+          <w:rFonts w:hint="eastAsia"/>
+          <w:sz w:val="22"/>
+        </w:rPr>
+        <w:t>리스폰된다</w:t>
+      </w:r>
+      <w:proofErr w:type="spellEnd"/>
+      <w:r>
+        <w:rPr>
+          <w:rFonts w:hint="eastAsia"/>
+          <w:sz w:val="22"/>
+        </w:rPr>
+        <w:t>.</w:t>
+      </w:r>
+      <w:r>
+        <w:rPr>
+          <w:sz w:val="22"/>
+        </w:rPr>
+        <w:br/>
+      </w:r>
+      <w:r>
+        <w:rPr>
+          <w:rFonts w:hint="eastAsia"/>
+          <w:sz w:val="22"/>
+        </w:rPr>
+        <w:t xml:space="preserve">몬스터의 </w:t>
+      </w:r>
+      <w:proofErr w:type="spellStart"/>
+      <w:r>
+        <w:rPr>
+          <w:rFonts w:hint="eastAsia"/>
+          <w:sz w:val="22"/>
+        </w:rPr>
+        <w:t>리스폰을</w:t>
+      </w:r>
+      <w:proofErr w:type="spellEnd"/>
+      <w:r>
+        <w:rPr>
+          <w:rFonts w:hint="eastAsia"/>
+          <w:sz w:val="22"/>
+        </w:rPr>
+        <w:t xml:space="preserve"> 막으려면 거점을 깨야 한다.</w:t>
+      </w:r>
+    </w:p>
+    <w:p>
+      <w:pPr>
+        <w:pStyle w:val="a3"/>
+        <w:numPr>
+          <w:ilvl w:val="1"/>
+          <w:numId w:val="1"/>
+        </w:numPr>
+        <w:ind w:leftChars="0"/>
+        <w:jc w:val="left"/>
+        <w:rPr>
+          <w:sz w:val="22"/>
+        </w:rPr>
+      </w:pPr>
+      <w:r>
+        <w:rPr>
+          <w:rFonts w:hint="eastAsia"/>
+          <w:sz w:val="22"/>
+        </w:rPr>
+        <w:t xml:space="preserve">거점별로 체력, 생성되는 몬스터 종류와 최대 수, </w:t>
+      </w:r>
+      <w:proofErr w:type="spellStart"/>
+      <w:r>
+        <w:rPr>
+          <w:rFonts w:hint="eastAsia"/>
+          <w:sz w:val="22"/>
+        </w:rPr>
+        <w:t>스폰</w:t>
+      </w:r>
+      <w:proofErr w:type="spellEnd"/>
+      <w:r>
+        <w:rPr>
+          <w:rFonts w:hint="eastAsia"/>
+          <w:sz w:val="22"/>
+        </w:rPr>
+        <w:t xml:space="preserve"> 반경, 활동 반경, 한 웨이브의 최대 몬스터 수, 몬스터 </w:t>
+      </w:r>
+      <w:proofErr w:type="spellStart"/>
+      <w:r>
+        <w:rPr>
+          <w:rFonts w:hint="eastAsia"/>
+          <w:sz w:val="22"/>
+        </w:rPr>
+        <w:t>리스폰</w:t>
+      </w:r>
+      <w:proofErr w:type="spellEnd"/>
+      <w:r>
+        <w:rPr>
+          <w:rFonts w:hint="eastAsia"/>
+          <w:sz w:val="22"/>
+        </w:rPr>
+        <w:t xml:space="preserve"> 시간, 거점 </w:t>
+      </w:r>
+      <w:proofErr w:type="spellStart"/>
+      <w:r>
+        <w:rPr>
+          <w:rFonts w:hint="eastAsia"/>
+          <w:sz w:val="22"/>
+        </w:rPr>
+        <w:t>리스폰</w:t>
+      </w:r>
+      <w:proofErr w:type="spellEnd"/>
+      <w:r>
+        <w:rPr>
+          <w:rFonts w:hint="eastAsia"/>
+          <w:sz w:val="22"/>
+        </w:rPr>
+        <w:t xml:space="preserve"> 시간 등을 정의해 사용</w:t>
+      </w:r>
+    </w:p>
+    <w:p>
+      <w:pPr>
+        <w:pStyle w:val="a3"/>
+        <w:numPr>
+          <w:ilvl w:val="1"/>
+          <w:numId w:val="1"/>
+        </w:numPr>
+        <w:ind w:leftChars="0"/>
+        <w:jc w:val="left"/>
+        <w:rPr>
+          <w:sz w:val="22"/>
+        </w:rPr>
+      </w:pPr>
+      <w:r>
+        <w:rPr>
+          <w:rFonts w:hint="eastAsia"/>
+          <w:sz w:val="22"/>
+        </w:rPr>
+        <w:t xml:space="preserve">현재 모델은 큐브 모양, 체력바는 노란색으로 렌더링, 모델은 </w:t>
+      </w:r>
+      <w:proofErr w:type="spellStart"/>
+      <w:r>
+        <w:rPr>
+          <w:rFonts w:hint="eastAsia"/>
+          <w:sz w:val="22"/>
+        </w:rPr>
+        <w:t>에셋</w:t>
+      </w:r>
+      <w:proofErr w:type="spellEnd"/>
+      <w:r>
+        <w:rPr>
+          <w:rFonts w:hint="eastAsia"/>
+          <w:sz w:val="22"/>
+        </w:rPr>
+        <w:t xml:space="preserve"> 구할 예정</w:t>
+      </w:r>
+    </w:p>
+    <w:p>
+      <w:pPr>
+        <w:pStyle w:val="a3"/>
+        <w:numPr>
+          <w:ilvl w:val="1"/>
+          <w:numId w:val="1"/>
+        </w:numPr>
+        <w:ind w:leftChars="0"/>
+        <w:jc w:val="left"/>
+        <w:rPr>
+          <w:rFonts w:hint="eastAsia"/>
+          <w:sz w:val="22"/>
+        </w:rPr>
+      </w:pPr>
+      <w:r>
+        <w:rPr>
+          <w:rFonts w:hint="eastAsia"/>
+          <w:sz w:val="22"/>
+        </w:rPr>
+        <w:t xml:space="preserve">집단 전투 진입 시 주위 거점 파괴 여부로 생성되는 몬스터 수 변화, </w:t>
+      </w:r>
+      <w:proofErr w:type="spellStart"/>
+      <w:r>
+        <w:rPr>
+          <w:rFonts w:hint="eastAsia"/>
+          <w:sz w:val="22"/>
+        </w:rPr>
+        <w:t>스탯</w:t>
+      </w:r>
+      <w:proofErr w:type="spellEnd"/>
+      <w:r>
+        <w:rPr>
+          <w:rFonts w:hint="eastAsia"/>
+          <w:sz w:val="22"/>
+        </w:rPr>
+        <w:t xml:space="preserve"> 변화 등 고려 예정</w:t>
       </w:r>
     </w:p>
     <w:p>
@@ -679,7 +916,7 @@
           <w:rFonts w:hint="eastAsia"/>
           <w:sz w:val="22"/>
         </w:rPr>
-        <w:t>온라인 모드에 스킬 시스템 적용</w:t>
+        <w:t>지형 레벨디자인 완료</w:t>
       </w:r>
     </w:p>
     <w:p>
@@ -700,7 +937,36 @@
           <w:rFonts w:hint="eastAsia"/>
           <w:sz w:val="22"/>
         </w:rPr>
-        <w:t>서버에서도 캐릭터 애니메이션을 수행 (baked animation 활용)</w:t>
+        <w:t xml:space="preserve">2D 레벨디자인 기반으로 유니티 Terrain Tool로 직접 </w:t>
+      </w:r>
+      <w:proofErr w:type="spellStart"/>
+      <w:r>
+        <w:rPr>
+          <w:rFonts w:hint="eastAsia"/>
+          <w:sz w:val="22"/>
+        </w:rPr>
+        <w:t>브러쉬를</w:t>
+      </w:r>
+      <w:proofErr w:type="spellEnd"/>
+      <w:r>
+        <w:rPr>
+          <w:rFonts w:hint="eastAsia"/>
+          <w:sz w:val="22"/>
+        </w:rPr>
+        <w:t xml:space="preserve"> 통해 그렸음.</w:t>
+      </w:r>
+      <w:r>
+        <w:rPr>
+          <w:sz w:val="22"/>
+        </w:rPr>
+        <w:br/>
+      </w:r>
+      <w:r>
+        <w:rPr>
+          <w:rFonts w:hint="eastAsia"/>
+          <w:sz w:val="22"/>
+        </w:rPr>
+        <w:t>나무와 풀, 바위는 랜덤 배치 예정</w:t>
       </w:r>
     </w:p>
     <w:p>
@@ -713,15 +979,16 @@
         <w:ind w:leftChars="0"/>
         <w:jc w:val="left"/>
         <w:rPr>
-          <w:sz w:val="22"/>
-        </w:rPr>
-      </w:pPr>
-      <w:r>
-        <w:rPr>
-          <w:rFonts w:hint="eastAsia"/>
-          <w:sz w:val="22"/>
-        </w:rPr>
-        <w:t>애니메이션에 기반한 정확한 bounding volume 위치로 공격 hitbox의 변환과</w:t>
+          <w:rFonts w:hint="eastAsia"/>
+          <w:sz w:val="22"/>
+        </w:rPr>
+      </w:pPr>
+      <w:r>
+        <w:rPr>
+          <w:rFonts w:hint="eastAsia"/>
+          <w:sz w:val="22"/>
+        </w:rPr>
+        <w:t>인벤토리와 레어 무기 획득 등의 구현 가능 여부가 불투명함에 따라 아이템 획득처로</w:t>
       </w:r>
       <w:r>
         <w:rPr>
@@ -729,12 +996,200 @@
         </w:rPr>
         <w:br/>
       </w:r>
-      <w:r>
-        <w:rPr>
-          <w:rFonts w:hint="eastAsia"/>
-          <w:sz w:val="22"/>
-        </w:rPr>
-        <w:t>피격 여부 계산</w:t>
+      <w:proofErr w:type="spellStart"/>
+      <w:r>
+        <w:rPr>
+          <w:rFonts w:hint="eastAsia"/>
+          <w:sz w:val="22"/>
+        </w:rPr>
+        <w:t>마련해놓은</w:t>
+      </w:r>
+      <w:proofErr w:type="spellEnd"/>
+      <w:r>
+        <w:rPr>
+          <w:rFonts w:hint="eastAsia"/>
+          <w:sz w:val="22"/>
+        </w:rPr>
+        <w:t xml:space="preserve"> 사이드 경로는 폐기</w:t>
+      </w:r>
+    </w:p>
+    <w:p>
+      <w:pPr>
+        <w:widowControl/>
+        <w:wordWrap/>
+        <w:autoSpaceDE/>
+        <w:autoSpaceDN/>
+        <w:rPr>
+          <w:sz w:val="22"/>
+        </w:rPr>
+      </w:pPr>
+      <w:r>
+        <w:rPr>
+          <w:sz w:val="22"/>
+        </w:rPr>
+        <w:br w:type="page"/>
+      </w:r>
+    </w:p>
+    <w:p>
+      <w:pPr>
+        <w:jc w:val="left"/>
+        <w:rPr>
+          <w:rFonts w:hint="eastAsia"/>
+          <w:sz w:val="22"/>
+        </w:rPr>
+      </w:pPr>
+    </w:p>
+    <w:p>
+      <w:pPr>
+        <w:pStyle w:val="a3"/>
+        <w:ind w:leftChars="0" w:left="1200"/>
+        <w:jc w:val="left"/>
+        <w:rPr>
+          <w:sz w:val="22"/>
+        </w:rPr>
+      </w:pPr>
+      <w:r>
+        <w:rPr>
+          <w:noProof/>
+          <w:sz w:val="24"/>
+          <w:szCs w:val="28"/>
+        </w:rPr>
+        <w:drawing>
+          <wp:inline distT="0" distB="0" distL="0" distR="0" wp14:anchorId="17294D92" wp14:editId="05CC2D34">
+            <wp:extent cx="5400000" cy="3178019"/>
+            <wp:effectExtent l="0" t="0" r="0" b="3810"/>
+            <wp:docPr id="274567447" name="그림 2" descr="도표, 그림, 종이접기, 디자인이(가) 표시된 사진&#10;&#10;자동 생성된 설명"/>
+            <wp:cNvGraphicFramePr>
+              <a:graphicFrameLocks xmlns:a="http://schemas.openxmlformats.org/drawingml/2006/main" noChangeAspect="1"/>
+            </wp:cNvGraphicFramePr>
+            <a:graphic xmlns:a="http://schemas.openxmlformats.org/drawingml/2006/main">
+              <a:graphicData uri="http://schemas.openxmlformats.org/drawingml/2006/picture">
+                <pic:pic xmlns:pic="http://schemas.openxmlformats.org/drawingml/2006/picture">
+                  <pic:nvPicPr>
+                    <pic:cNvPr id="274567447" name="그림 2" descr="도표, 그림, 종이접기, 디자인이(가) 표시된 사진&#10;&#10;자동 생성된 설명"/>
+                    <pic:cNvPicPr/>
+                  </pic:nvPicPr>
+                  <pic:blipFill>
+                    <a:blip r:embed="rId7" cstate="print">
+                      <a:extLst>
+                        <a:ext uri="{28A0092B-C50C-407E-A947-70E740481C1C}">
+                          <a14:useLocalDpi xmlns:a14="http://schemas.microsoft.com/office/drawing/2010/main" val="0"/>
+                        </a:ext>
+                      </a:extLst>
+                    </a:blip>
+                    <a:stretch>
+                      <a:fillRect/>
+                    </a:stretch>
+                  </pic:blipFill>
+                  <pic:spPr>
+                    <a:xfrm>
+                      <a:off x="0" y="0"/>
+                      <a:ext cx="5400000" cy="3178019"/>
+                    </a:xfrm>
+                    <a:prstGeom prst="rect">
+                      <a:avLst/>
+                    </a:prstGeom>
+                  </pic:spPr>
+                </pic:pic>
+              </a:graphicData>
+            </a:graphic>
+          </wp:inline>
+        </w:drawing>
+      </w:r>
+    </w:p>
+    <w:p>
+      <w:pPr>
+        <w:ind w:left="800"/>
+        <w:jc w:val="left"/>
+        <w:rPr>
+          <w:rFonts w:hint="eastAsia"/>
+          <w:sz w:val="22"/>
+        </w:rPr>
+      </w:pPr>
+      <w:r>
+        <w:rPr>
+          <w:rFonts w:hint="eastAsia"/>
+          <w:noProof/>
+          <w:sz w:val="22"/>
+        </w:rPr>
+        <w:drawing>
+          <wp:inline distT="0" distB="0" distL="0" distR="0" wp14:anchorId="0A652999" wp14:editId="563A2CE7">
+            <wp:extent cx="5400000" cy="2907930"/>
+            <wp:effectExtent l="0" t="0" r="0" b="6985"/>
+            <wp:docPr id="2147336821" name="그림 1"/>
+            <wp:cNvGraphicFramePr>
+              <a:graphicFrameLocks xmlns:a="http://schemas.openxmlformats.org/drawingml/2006/main" noChangeAspect="1"/>
+            </wp:cNvGraphicFramePr>
+            <a:graphic xmlns:a="http://schemas.openxmlformats.org/drawingml/2006/main">
+              <a:graphicData uri="http://schemas.openxmlformats.org/drawingml/2006/picture">
+                <pic:pic xmlns:pic="http://schemas.openxmlformats.org/drawingml/2006/picture">
+                  <pic:nvPicPr>
+                    <pic:cNvPr id="2147336821" name="그림 2147336821"/>
+                    <pic:cNvPicPr/>
+                  </pic:nvPicPr>
+                  <pic:blipFill>
+                    <a:blip r:embed="rId8">
+                      <a:extLst>
+                        <a:ext uri="{28A0092B-C50C-407E-A947-70E740481C1C}">
+                          <a14:useLocalDpi xmlns:a14="http://schemas.microsoft.com/office/drawing/2010/main" val="0"/>
+                        </a:ext>
+                      </a:extLst>
+                    </a:blip>
+                    <a:stretch>
+                      <a:fillRect/>
+                    </a:stretch>
+                  </pic:blipFill>
+                  <pic:spPr>
+                    <a:xfrm>
+                      <a:off x="0" y="0"/>
+                      <a:ext cx="5400000" cy="2907930"/>
+                    </a:xfrm>
+                    <a:prstGeom prst="rect">
+                      <a:avLst/>
+                    </a:prstGeom>
+                  </pic:spPr>
+                </pic:pic>
+              </a:graphicData>
+            </a:graphic>
+          </wp:inline>
+        </w:drawing>
+      </w:r>
+    </w:p>
+    <w:p>
+      <w:pPr>
+        <w:pStyle w:val="a3"/>
+        <w:numPr>
+          <w:ilvl w:val="0"/>
+          <w:numId w:val="1"/>
+        </w:numPr>
+        <w:ind w:leftChars="0"/>
+        <w:jc w:val="left"/>
+        <w:rPr>
+          <w:sz w:val="22"/>
+        </w:rPr>
+      </w:pPr>
+      <w:r>
+        <w:rPr>
+          <w:rFonts w:hint="eastAsia"/>
+          <w:sz w:val="22"/>
+        </w:rPr>
+        <w:t xml:space="preserve">피격 애니메이션 </w:t>
+      </w:r>
+      <w:proofErr w:type="spellStart"/>
+      <w:r>
+        <w:rPr>
+          <w:rFonts w:hint="eastAsia"/>
+          <w:sz w:val="22"/>
+        </w:rPr>
+        <w:t>미재생</w:t>
+      </w:r>
+      <w:proofErr w:type="spellEnd"/>
+      <w:r>
+        <w:rPr>
+          <w:rFonts w:hint="eastAsia"/>
+          <w:sz w:val="22"/>
+        </w:rPr>
+        <w:t xml:space="preserve"> 버그 수정</w:t>
       </w:r>
     </w:p>
     <w:p>
@@ -755,7 +1210,248 @@
           <w:rFonts w:hint="eastAsia"/>
           <w:sz w:val="22"/>
         </w:rPr>
-        <w:t>스킬 시스템에도 물리 시스템과 비슷한 SAP broad phase 적용</w:t>
+        <w:t>Skill System으로 인한 피격에는 피격 애니메이션을 재생하지 않고 있었음.</w:t>
+      </w:r>
+      <w:r>
+        <w:rPr>
+          <w:sz w:val="22"/>
+        </w:rPr>
+        <w:br/>
+      </w:r>
+      <w:r>
+        <w:rPr>
+          <w:rFonts w:hint="eastAsia"/>
+          <w:sz w:val="22"/>
+        </w:rPr>
+        <w:t>반응하도록 수정</w:t>
+      </w:r>
+    </w:p>
+    <w:p>
+      <w:pPr>
+        <w:pStyle w:val="a3"/>
+        <w:numPr>
+          <w:ilvl w:val="0"/>
+          <w:numId w:val="1"/>
+        </w:numPr>
+        <w:ind w:leftChars="0"/>
+        <w:jc w:val="left"/>
+        <w:rPr>
+          <w:sz w:val="22"/>
+        </w:rPr>
+      </w:pPr>
+      <w:r>
+        <w:rPr>
+          <w:rFonts w:hint="eastAsia"/>
+          <w:sz w:val="22"/>
+        </w:rPr>
+        <w:t>중력 버그 수정</w:t>
+      </w:r>
+    </w:p>
+    <w:p>
+      <w:pPr>
+        <w:pStyle w:val="a3"/>
+        <w:numPr>
+          <w:ilvl w:val="1"/>
+          <w:numId w:val="1"/>
+        </w:numPr>
+        <w:ind w:leftChars="0"/>
+        <w:jc w:val="left"/>
+        <w:rPr>
+          <w:sz w:val="22"/>
+        </w:rPr>
+      </w:pPr>
+      <w:r>
+        <w:rPr>
+          <w:sz w:val="22"/>
+        </w:rPr>
+        <w:t>S</w:t>
+      </w:r>
+      <w:r>
+        <w:rPr>
+          <w:rFonts w:hint="eastAsia"/>
+          <w:sz w:val="22"/>
+        </w:rPr>
+        <w:t xml:space="preserve">tandalone과 Online 모드의 코드 비통일 문제로, 예전에 물리가 덜 구현됐을 때 </w:t>
+      </w:r>
+      <w:proofErr w:type="spellStart"/>
+      <w:r>
+        <w:rPr>
+          <w:rFonts w:hint="eastAsia"/>
+          <w:sz w:val="22"/>
+        </w:rPr>
+        <w:t>processInput</w:t>
+      </w:r>
+      <w:proofErr w:type="spellEnd"/>
+      <w:r>
+        <w:rPr>
+          <w:rFonts w:hint="eastAsia"/>
+          <w:sz w:val="22"/>
+        </w:rPr>
+        <w:t xml:space="preserve">에서 damping을 구현하던 게 남아있어 online game에선 이중으로 damping이 들어갔음. -&gt; 중력이 현저하게 </w:t>
+      </w:r>
+      <w:proofErr w:type="spellStart"/>
+      <w:r>
+        <w:rPr>
+          <w:rFonts w:hint="eastAsia"/>
+          <w:sz w:val="22"/>
+        </w:rPr>
+        <w:t>낮아보이는</w:t>
+      </w:r>
+      <w:proofErr w:type="spellEnd"/>
+      <w:r>
+        <w:rPr>
+          <w:rFonts w:hint="eastAsia"/>
+          <w:sz w:val="22"/>
+        </w:rPr>
+        <w:t xml:space="preserve"> 버그의 원인이 되었음</w:t>
+      </w:r>
+    </w:p>
+    <w:p>
+      <w:pPr>
+        <w:pStyle w:val="a3"/>
+        <w:numPr>
+          <w:ilvl w:val="1"/>
+          <w:numId w:val="1"/>
+        </w:numPr>
+        <w:ind w:leftChars="0"/>
+        <w:jc w:val="left"/>
+        <w:rPr>
+          <w:sz w:val="22"/>
+        </w:rPr>
+      </w:pPr>
+      <w:r>
+        <w:rPr>
+          <w:rFonts w:hint="eastAsia"/>
+          <w:sz w:val="22"/>
+        </w:rPr>
+        <w:t xml:space="preserve">Online 모드 </w:t>
+      </w:r>
+      <w:proofErr w:type="spellStart"/>
+      <w:r>
+        <w:rPr>
+          <w:rFonts w:hint="eastAsia"/>
+          <w:sz w:val="22"/>
+        </w:rPr>
+        <w:t>processInput</w:t>
+      </w:r>
+      <w:proofErr w:type="spellEnd"/>
+      <w:r>
+        <w:rPr>
+          <w:rFonts w:hint="eastAsia"/>
+          <w:sz w:val="22"/>
+        </w:rPr>
+        <w:t xml:space="preserve"> 최신화로 수정</w:t>
+      </w:r>
+    </w:p>
+    <w:p>
+      <w:pPr>
+        <w:widowControl/>
+        <w:wordWrap/>
+        <w:autoSpaceDE/>
+        <w:autoSpaceDN/>
+        <w:rPr>
+          <w:rFonts w:hint="eastAsia"/>
+          <w:sz w:val="22"/>
+        </w:rPr>
+      </w:pPr>
+      <w:r>
+        <w:rPr>
+          <w:sz w:val="22"/>
+        </w:rPr>
+        <w:br w:type="page"/>
+      </w:r>
+    </w:p>
+    <w:p>
+      <w:pPr>
+        <w:pStyle w:val="a3"/>
+        <w:numPr>
+          <w:ilvl w:val="0"/>
+          <w:numId w:val="1"/>
+        </w:numPr>
+        <w:ind w:leftChars="0"/>
+        <w:jc w:val="left"/>
+        <w:rPr>
+          <w:sz w:val="22"/>
+        </w:rPr>
+      </w:pPr>
+      <w:proofErr w:type="spellStart"/>
+      <w:r>
+        <w:rPr>
+          <w:rFonts w:hint="eastAsia"/>
+          <w:sz w:val="22"/>
+        </w:rPr>
+        <w:lastRenderedPageBreak/>
+        <w:t>청크</w:t>
+      </w:r>
+      <w:proofErr w:type="spellEnd"/>
+      <w:r>
+        <w:rPr>
+          <w:rFonts w:hint="eastAsia"/>
+          <w:sz w:val="22"/>
+        </w:rPr>
+        <w:t xml:space="preserve"> 스트리밍 구현</w:t>
+      </w:r>
+    </w:p>
+    <w:p>
+      <w:pPr>
+        <w:pStyle w:val="a3"/>
+        <w:numPr>
+          <w:ilvl w:val="1"/>
+          <w:numId w:val="1"/>
+        </w:numPr>
+        <w:ind w:leftChars="0"/>
+        <w:jc w:val="left"/>
+        <w:rPr>
+          <w:sz w:val="22"/>
+        </w:rPr>
+      </w:pPr>
+      <w:proofErr w:type="spellStart"/>
+      <w:r>
+        <w:rPr>
+          <w:rFonts w:hint="eastAsia"/>
+          <w:sz w:val="22"/>
+        </w:rPr>
+        <w:t>청크</w:t>
+      </w:r>
+      <w:proofErr w:type="spellEnd"/>
+      <w:r>
+        <w:rPr>
+          <w:rFonts w:hint="eastAsia"/>
+          <w:sz w:val="22"/>
+        </w:rPr>
+        <w:t xml:space="preserve"> 사이즈는 200x200x200, 플레이어로부터 맨해튼 거리 3 이하의 chunk는 항상 </w:t>
+      </w:r>
+      <w:proofErr w:type="spellStart"/>
+      <w:r>
+        <w:rPr>
+          <w:rFonts w:hint="eastAsia"/>
+          <w:sz w:val="22"/>
+        </w:rPr>
+        <w:t>로드되어있도록</w:t>
+      </w:r>
+      <w:proofErr w:type="spellEnd"/>
+      <w:r>
+        <w:rPr>
+          <w:rFonts w:hint="eastAsia"/>
+          <w:sz w:val="22"/>
+        </w:rPr>
+        <w:t xml:space="preserve"> 하고, 그 외 chunk는 일정 시간의 유예를 두어 계속 플레이어 시야 바깥에 있을 경우 </w:t>
+      </w:r>
+      <w:proofErr w:type="spellStart"/>
+      <w:r>
+        <w:rPr>
+          <w:rFonts w:hint="eastAsia"/>
+          <w:sz w:val="22"/>
+        </w:rPr>
+        <w:t>언로드하도록</w:t>
+      </w:r>
+      <w:proofErr w:type="spellEnd"/>
+      <w:r>
+        <w:rPr>
+          <w:rFonts w:hint="eastAsia"/>
+          <w:sz w:val="22"/>
+        </w:rPr>
+        <w:t xml:space="preserve"> 구현</w:t>
       </w:r>
     </w:p>
     <w:p>
@@ -771,12 +1467,37 @@
           <w:sz w:val="22"/>
         </w:rPr>
       </w:pPr>
-      <w:r>
-        <w:rPr>
-          <w:rFonts w:hint="eastAsia"/>
-          <w:sz w:val="22"/>
-        </w:rPr>
-        <w:t>Object-Object 충돌이 아닌 Skill Hitbox-Object 충돌 판정이 필요하므로</w:t>
+      <w:proofErr w:type="spellStart"/>
+      <w:r>
+        <w:rPr>
+          <w:rFonts w:hint="eastAsia"/>
+          <w:sz w:val="22"/>
+        </w:rPr>
+        <w:t>청크</w:t>
+      </w:r>
+      <w:proofErr w:type="spellEnd"/>
+      <w:r>
+        <w:rPr>
+          <w:rFonts w:hint="eastAsia"/>
+          <w:sz w:val="22"/>
+        </w:rPr>
+        <w:t xml:space="preserve"> 로딩 과정 중 Terrain Mesh를 </w:t>
+      </w:r>
+      <w:proofErr w:type="spellStart"/>
+      <w:r>
+        <w:rPr>
+          <w:rFonts w:hint="eastAsia"/>
+          <w:sz w:val="22"/>
+        </w:rPr>
+        <w:t>cpu</w:t>
+      </w:r>
+      <w:proofErr w:type="spellEnd"/>
+      <w:r>
+        <w:rPr>
+          <w:rFonts w:hint="eastAsia"/>
+          <w:sz w:val="22"/>
+        </w:rPr>
+        <w:t>로 빌드하는 과정이 대부분의 시간을 차지</w:t>
       </w:r>
       <w:r>
         <w:rPr>
@@ -789,7 +1510,135 @@
           <w:rFonts w:hint="eastAsia"/>
           <w:sz w:val="22"/>
         </w:rPr>
-        <w:t>별도 구현</w:t>
+        <w:t xml:space="preserve">-&gt; 개별 </w:t>
+      </w:r>
+      <w:proofErr w:type="spellStart"/>
+      <w:r>
+        <w:rPr>
+          <w:rFonts w:hint="eastAsia"/>
+          <w:sz w:val="22"/>
+        </w:rPr>
+        <w:t>청크의</w:t>
+      </w:r>
+      <w:proofErr w:type="spellEnd"/>
+      <w:r>
+        <w:rPr>
+          <w:rFonts w:hint="eastAsia"/>
+          <w:sz w:val="22"/>
+        </w:rPr>
+        <w:t xml:space="preserve"> Terrain Mesh 빌드를 </w:t>
+      </w:r>
+      <w:proofErr w:type="spellStart"/>
+      <w:r>
+        <w:rPr>
+          <w:rFonts w:hint="eastAsia"/>
+          <w:sz w:val="22"/>
+        </w:rPr>
+        <w:t>스레드풀에</w:t>
+      </w:r>
+      <w:proofErr w:type="spellEnd"/>
+      <w:r>
+        <w:rPr>
+          <w:rFonts w:hint="eastAsia"/>
+          <w:sz w:val="22"/>
+        </w:rPr>
+        <w:t xml:space="preserve"> 넘겨 </w:t>
+      </w:r>
+      <w:proofErr w:type="spellStart"/>
+      <w:r>
+        <w:rPr>
+          <w:rFonts w:hint="eastAsia"/>
+          <w:sz w:val="22"/>
+        </w:rPr>
+        <w:t>멀티스레드로</w:t>
+      </w:r>
+      <w:proofErr w:type="spellEnd"/>
+      <w:r>
+        <w:rPr>
+          <w:rFonts w:hint="eastAsia"/>
+          <w:sz w:val="22"/>
+        </w:rPr>
+        <w:t xml:space="preserve"> 로드</w:t>
+      </w:r>
+    </w:p>
+    <w:p>
+      <w:pPr>
+        <w:pStyle w:val="a3"/>
+        <w:numPr>
+          <w:ilvl w:val="2"/>
+          <w:numId w:val="1"/>
+        </w:numPr>
+        <w:ind w:leftChars="0"/>
+        <w:jc w:val="left"/>
+        <w:rPr>
+          <w:sz w:val="22"/>
+        </w:rPr>
+      </w:pPr>
+      <w:r>
+        <w:rPr>
+          <w:sz w:val="22"/>
+        </w:rPr>
+        <w:t>S</w:t>
+      </w:r>
+      <w:r>
+        <w:rPr>
+          <w:rFonts w:hint="eastAsia"/>
+          <w:sz w:val="22"/>
+        </w:rPr>
+        <w:t xml:space="preserve">eamless </w:t>
+      </w:r>
+      <w:proofErr w:type="spellStart"/>
+      <w:r>
+        <w:rPr>
+          <w:rFonts w:hint="eastAsia"/>
+          <w:sz w:val="22"/>
+        </w:rPr>
+        <w:t>openworld</w:t>
+      </w:r>
+      <w:proofErr w:type="spellEnd"/>
+      <w:r>
+        <w:rPr>
+          <w:rFonts w:hint="eastAsia"/>
+          <w:sz w:val="22"/>
+        </w:rPr>
+        <w:t>인 셈?</w:t>
+      </w:r>
+    </w:p>
+    <w:p>
+      <w:pPr>
+        <w:pStyle w:val="a3"/>
+        <w:numPr>
+          <w:ilvl w:val="1"/>
+          <w:numId w:val="1"/>
+        </w:numPr>
+        <w:ind w:leftChars="0"/>
+        <w:jc w:val="left"/>
+        <w:rPr>
+          <w:sz w:val="22"/>
+        </w:rPr>
+      </w:pPr>
+      <w:proofErr w:type="spellStart"/>
+      <w:r>
+        <w:rPr>
+          <w:rFonts w:hint="eastAsia"/>
+          <w:sz w:val="22"/>
+        </w:rPr>
+        <w:t>청크</w:t>
+      </w:r>
+      <w:proofErr w:type="spellEnd"/>
+      <w:r>
+        <w:rPr>
+          <w:rFonts w:hint="eastAsia"/>
+          <w:sz w:val="22"/>
+        </w:rPr>
+        <w:t xml:space="preserve"> 구조와 플레이어의 시야 범위를 고려, 플레이어가 움직일 수 있는 범위보다 더 넓게 레벨을 디자</w:t>
+      </w:r>
+      <w:r>
+        <w:rPr>
+          <w:rFonts w:hint="eastAsia"/>
+          <w:sz w:val="22"/>
+        </w:rPr>
+        <w:t>인</w:t>
       </w:r>
     </w:p>
     <w:p>
@@ -810,7 +1659,7 @@
           <w:rFonts w:hint="eastAsia"/>
           <w:sz w:val="22"/>
         </w:rPr>
-        <w:t>피격 시 넉백 구현</w:t>
+        <w:t>Zone 시스템 추가</w:t>
       </w:r>
     </w:p>
     <w:p>
@@ -831,7 +1680,23 @@
           <w:rFonts w:hint="eastAsia"/>
           <w:sz w:val="22"/>
         </w:rPr>
-        <w:t>피격 시 스킬 스크립트에 명시된 충격량을 충돌 부위에 적용</w:t>
+        <w:t xml:space="preserve">특정한 </w:t>
+      </w:r>
+      <w:proofErr w:type="spellStart"/>
+      <w:r>
+        <w:rPr>
+          <w:rFonts w:hint="eastAsia"/>
+          <w:sz w:val="22"/>
+        </w:rPr>
+        <w:t>팩션의</w:t>
+      </w:r>
+      <w:proofErr w:type="spellEnd"/>
+      <w:r>
+        <w:rPr>
+          <w:rFonts w:hint="eastAsia"/>
+          <w:sz w:val="22"/>
+        </w:rPr>
+        <w:t xml:space="preserve"> 객체가 수작업으로 만든 Bounding Volume 내로 진입하면 이벤트를 발생시킬 수 있는 시스템</w:t>
       </w:r>
     </w:p>
     <w:p>
@@ -847,12 +1712,53 @@
           <w:sz w:val="22"/>
         </w:rPr>
       </w:pPr>
-      <w:r>
-        <w:rPr>
-          <w:rFonts w:hint="eastAsia"/>
-          <w:sz w:val="22"/>
-        </w:rPr>
-        <w:t>사망으로 인해 랙돌화되었을 때 충격량으로 인해 튕겨나가도록 연출</w:t>
+      <w:proofErr w:type="spellStart"/>
+      <w:r>
+        <w:rPr>
+          <w:rFonts w:hint="eastAsia"/>
+          <w:sz w:val="22"/>
+        </w:rPr>
+        <w:t>ZoneEnter</w:t>
+      </w:r>
+      <w:proofErr w:type="spellEnd"/>
+      <w:r>
+        <w:rPr>
+          <w:rFonts w:hint="eastAsia"/>
+          <w:sz w:val="22"/>
+        </w:rPr>
+        <w:t xml:space="preserve">, </w:t>
+      </w:r>
+      <w:proofErr w:type="spellStart"/>
+      <w:r>
+        <w:rPr>
+          <w:rFonts w:hint="eastAsia"/>
+          <w:sz w:val="22"/>
+        </w:rPr>
+        <w:t>ZoneStay</w:t>
+      </w:r>
+      <w:proofErr w:type="spellEnd"/>
+      <w:r>
+        <w:rPr>
+          <w:rFonts w:hint="eastAsia"/>
+          <w:sz w:val="22"/>
+        </w:rPr>
+        <w:t xml:space="preserve">, </w:t>
+      </w:r>
+      <w:proofErr w:type="spellStart"/>
+      <w:r>
+        <w:rPr>
+          <w:rFonts w:hint="eastAsia"/>
+          <w:sz w:val="22"/>
+        </w:rPr>
+        <w:t>ZoneLeave</w:t>
+      </w:r>
+      <w:proofErr w:type="spellEnd"/>
+      <w:r>
+        <w:rPr>
+          <w:rFonts w:hint="eastAsia"/>
+          <w:sz w:val="22"/>
+        </w:rPr>
+        <w:t>의 세 가지 이벤트로 나누어서 처리</w:t>
       </w:r>
     </w:p>
     <w:p>
@@ -873,74 +1779,23 @@
           <w:rFonts w:hint="eastAsia"/>
           <w:sz w:val="22"/>
         </w:rPr>
-        <w:t xml:space="preserve">물리 시스템에 motor 기능 </w:t>
-      </w:r>
-      <w:proofErr w:type="gramStart"/>
-      <w:r>
-        <w:rPr>
-          <w:rFonts w:hint="eastAsia"/>
-          <w:sz w:val="22"/>
-        </w:rPr>
-        <w:t>추가 해</w:t>
-      </w:r>
-      <w:proofErr w:type="gramEnd"/>
-      <w:r>
-        <w:rPr>
-          <w:rFonts w:hint="eastAsia"/>
-          <w:sz w:val="22"/>
-        </w:rPr>
-        <w:t xml:space="preserve"> 목표 속도로 가/감속하도록 구현</w:t>
-      </w:r>
-    </w:p>
-    <w:p>
-      <w:pPr>
-        <w:pStyle w:val="a3"/>
-        <w:numPr>
-          <w:ilvl w:val="2"/>
-          <w:numId w:val="1"/>
-        </w:numPr>
-        <w:ind w:leftChars="0"/>
-        <w:jc w:val="left"/>
-        <w:rPr>
-          <w:sz w:val="22"/>
-        </w:rPr>
-      </w:pPr>
-      <w:r>
-        <w:rPr>
-          <w:rFonts w:hint="eastAsia"/>
-          <w:sz w:val="22"/>
-        </w:rPr>
-        <w:t>충격량으로 인한 물리적 속도 변화와 AI의 이동 명령에 의한 속도 변화 효과를 조합, AI가 설정한 속도는 이제 motor의 desired velocity를 설정하고, 물리 시스템은</w:t>
-      </w:r>
-      <w:r>
-        <w:rPr>
-          <w:sz w:val="22"/>
-        </w:rPr>
-        <w:br/>
-      </w:r>
-      <w:r>
-        <w:rPr>
-          <w:rFonts w:hint="eastAsia"/>
-          <w:sz w:val="22"/>
-        </w:rPr>
-        <w:t>desired velocity에 도달하도록 힘을 가하는 한편 충돌 처리와 댐핑을 함께 수행함.</w:t>
-      </w:r>
-    </w:p>
-    <w:p>
-      <w:pPr>
-        <w:widowControl/>
-        <w:wordWrap/>
-        <w:autoSpaceDE/>
-        <w:autoSpaceDN/>
-        <w:rPr>
-          <w:sz w:val="22"/>
-        </w:rPr>
-      </w:pPr>
-      <w:r>
-        <w:rPr>
-          <w:sz w:val="22"/>
-        </w:rPr>
-        <w:br w:type="page"/>
+        <w:t xml:space="preserve">집단 전투 아레나에 </w:t>
+      </w:r>
+      <w:proofErr w:type="spellStart"/>
+      <w:r>
+        <w:rPr>
+          <w:rFonts w:hint="eastAsia"/>
+          <w:sz w:val="22"/>
+        </w:rPr>
+        <w:t>ZoneEnter</w:t>
+      </w:r>
+      <w:proofErr w:type="spellEnd"/>
+      <w:r>
+        <w:rPr>
+          <w:rFonts w:hint="eastAsia"/>
+          <w:sz w:val="22"/>
+        </w:rPr>
+        <w:t>하게 되면, 중간 보스가 나타나고 가상의 벽이 세워져 지역을 벗어날 수 없게 될 예정 (현재 가상의 벽은 실제 구현 완료)</w:t>
       </w:r>
     </w:p>
     <w:p>
@@ -953,277 +1808,7 @@
         <w:ind w:leftChars="0"/>
         <w:jc w:val="left"/>
         <w:rPr>
-          <w:sz w:val="22"/>
-        </w:rPr>
-      </w:pPr>
-      <w:r>
-        <w:rPr>
-          <w:sz w:val="22"/>
-        </w:rPr>
-        <w:lastRenderedPageBreak/>
-        <w:t>R</w:t>
-      </w:r>
-      <w:r>
-        <w:rPr>
-          <w:rFonts w:hint="eastAsia"/>
-          <w:sz w:val="22"/>
-        </w:rPr>
-        <w:t>agdoll body마다 damping과 noise 별도 설정 등 보정</w:t>
-      </w:r>
-    </w:p>
-    <w:p>
-      <w:pPr>
-        <w:pStyle w:val="a3"/>
-        <w:numPr>
-          <w:ilvl w:val="1"/>
-          <w:numId w:val="1"/>
-        </w:numPr>
-        <w:ind w:leftChars="0"/>
-        <w:jc w:val="left"/>
-        <w:rPr>
-          <w:sz w:val="22"/>
-        </w:rPr>
-      </w:pPr>
-      <w:r>
-        <w:rPr>
-          <w:rFonts w:hint="eastAsia"/>
-          <w:sz w:val="22"/>
-        </w:rPr>
-        <w:t>자연스러운 ragdoll simulation을 위해 목과 머리 등 꺾였을 때 부자연스러운 부위와 아래팔, 아랫다리 등 많이 꺾여도 덜 부자연스러운 부위의 damping을 다르게 설정함</w:t>
-      </w:r>
-    </w:p>
-    <w:p>
-      <w:pPr>
-        <w:pStyle w:val="a3"/>
-        <w:numPr>
-          <w:ilvl w:val="1"/>
-          <w:numId w:val="1"/>
-        </w:numPr>
-        <w:ind w:leftChars="0"/>
-        <w:jc w:val="left"/>
-        <w:rPr>
-          <w:sz w:val="22"/>
-        </w:rPr>
-      </w:pPr>
-      <w:r>
-        <w:rPr>
-          <w:rFonts w:hint="eastAsia"/>
-          <w:sz w:val="22"/>
-        </w:rPr>
-        <w:t>피격으로 인한 넉백 등이 발생할 때, 단조로운 넉백 연출을 방지하기 위해 각 ragdoll body에 random noise impulse를 추가로 작게 적용, 부위별로 noise 계수를 달리해 안정화</w:t>
-      </w:r>
-    </w:p>
-    <w:p>
-      <w:pPr>
-        <w:pStyle w:val="a3"/>
-        <w:numPr>
-          <w:ilvl w:val="0"/>
-          <w:numId w:val="1"/>
-        </w:numPr>
-        <w:ind w:leftChars="0"/>
-        <w:jc w:val="left"/>
-        <w:rPr>
-          <w:sz w:val="22"/>
-        </w:rPr>
-      </w:pPr>
-      <w:r>
-        <w:rPr>
-          <w:rFonts w:hint="eastAsia"/>
-          <w:sz w:val="22"/>
-        </w:rPr>
-        <w:t>아군 공격 방지</w:t>
-      </w:r>
-    </w:p>
-    <w:p>
-      <w:pPr>
-        <w:pStyle w:val="a3"/>
-        <w:numPr>
-          <w:ilvl w:val="1"/>
-          <w:numId w:val="1"/>
-        </w:numPr>
-        <w:ind w:leftChars="0"/>
-        <w:jc w:val="left"/>
-        <w:rPr>
-          <w:sz w:val="22"/>
-        </w:rPr>
-      </w:pPr>
-      <w:r>
-        <w:rPr>
-          <w:rFonts w:hint="eastAsia"/>
-          <w:sz w:val="22"/>
-        </w:rPr>
-        <w:t>Faction bit를 설정하고 enum에 대응시켜, 공격 가능 faction들을 bitwise-or로 연산,</w:t>
-      </w:r>
-      <w:r>
-        <w:rPr>
-          <w:sz w:val="22"/>
-        </w:rPr>
-        <w:br/>
-      </w:r>
-      <w:r>
-        <w:rPr>
-          <w:rFonts w:hint="eastAsia"/>
-          <w:sz w:val="22"/>
-        </w:rPr>
-        <w:t>공격 가능한 faction의 객체들에 대해서만 피격 충돌처리 수행</w:t>
-      </w:r>
-    </w:p>
-    <w:p>
-      <w:pPr>
-        <w:pStyle w:val="a3"/>
-        <w:numPr>
-          <w:ilvl w:val="0"/>
-          <w:numId w:val="1"/>
-        </w:numPr>
-        <w:ind w:leftChars="0"/>
-        <w:jc w:val="left"/>
-        <w:rPr>
-          <w:sz w:val="22"/>
-        </w:rPr>
-      </w:pPr>
-      <w:r>
-        <w:rPr>
-          <w:rFonts w:hint="eastAsia"/>
-          <w:sz w:val="22"/>
-        </w:rPr>
-        <w:t>충돌 피드백 튜닝</w:t>
-      </w:r>
-    </w:p>
-    <w:p>
-      <w:pPr>
-        <w:pStyle w:val="a3"/>
-        <w:numPr>
-          <w:ilvl w:val="1"/>
-          <w:numId w:val="1"/>
-        </w:numPr>
-        <w:ind w:leftChars="0"/>
-        <w:jc w:val="left"/>
-        <w:rPr>
-          <w:sz w:val="22"/>
-        </w:rPr>
-      </w:pPr>
-      <w:r>
-        <w:rPr>
-          <w:sz w:val="22"/>
-        </w:rPr>
-        <w:t>C</w:t>
-      </w:r>
-      <w:r>
-        <w:rPr>
-          <w:rFonts w:hint="eastAsia"/>
-          <w:sz w:val="22"/>
-        </w:rPr>
-        <w:t>ontact constraint를 생성하여 baumgarte</w:t>
-      </w:r>
-      <w:r>
-        <w:rPr>
-          <w:rFonts w:hint="eastAsia"/>
-          <w:sz w:val="22"/>
-        </w:rPr>
-        <w:t xml:space="preserve"> stabilization과 split impulse를 적용하는 방식은</w:t>
-      </w:r>
-      <w:r>
-        <w:rPr>
-          <w:sz w:val="22"/>
-        </w:rPr>
-        <w:br/>
-      </w:r>
-      <w:r>
-        <w:rPr>
-          <w:rFonts w:hint="eastAsia"/>
-          <w:sz w:val="22"/>
-        </w:rPr>
-        <w:t>static 객체가 포함된 충돌의 해소 과정에는 적합하지 않음</w:t>
-      </w:r>
-    </w:p>
-    <w:p>
-      <w:pPr>
-        <w:pStyle w:val="a3"/>
-        <w:numPr>
-          <w:ilvl w:val="2"/>
-          <w:numId w:val="1"/>
-        </w:numPr>
-        <w:ind w:leftChars="0"/>
-        <w:jc w:val="left"/>
-        <w:rPr>
-          <w:sz w:val="22"/>
-        </w:rPr>
-      </w:pPr>
-      <w:r>
-        <w:rPr>
-          <w:sz w:val="22"/>
-        </w:rPr>
-        <w:t>S</w:t>
-      </w:r>
-      <w:r>
-        <w:rPr>
-          <w:rFonts w:hint="eastAsia"/>
-          <w:sz w:val="22"/>
-        </w:rPr>
-        <w:t>tatic은 어차피 가만히 있을 건데 불필요한 연산이 너무 많다.</w:t>
-      </w:r>
-    </w:p>
-    <w:p>
-      <w:pPr>
-        <w:pStyle w:val="a3"/>
-        <w:numPr>
-          <w:ilvl w:val="2"/>
-          <w:numId w:val="1"/>
-        </w:numPr>
-        <w:ind w:leftChars="0"/>
-        <w:jc w:val="left"/>
-        <w:rPr>
-          <w:sz w:val="22"/>
-        </w:rPr>
-      </w:pPr>
-      <w:r>
-        <w:rPr>
-          <w:sz w:val="22"/>
-        </w:rPr>
-        <w:t>S</w:t>
-      </w:r>
-      <w:r>
-        <w:rPr>
-          <w:rFonts w:hint="eastAsia"/>
-          <w:sz w:val="22"/>
-        </w:rPr>
-        <w:t>tatic의 질량을 무한으로 가정하면서 비정상적으로 큰 피드백이 발생할 수 있다.</w:t>
-      </w:r>
-    </w:p>
-    <w:p>
-      <w:pPr>
-        <w:pStyle w:val="a3"/>
-        <w:numPr>
-          <w:ilvl w:val="1"/>
-          <w:numId w:val="1"/>
-        </w:numPr>
-        <w:ind w:leftChars="0"/>
-        <w:jc w:val="left"/>
-        <w:rPr>
-          <w:sz w:val="22"/>
-        </w:rPr>
-      </w:pPr>
-      <w:r>
-        <w:rPr>
-          <w:sz w:val="22"/>
-        </w:rPr>
-        <w:t>S</w:t>
-      </w:r>
-      <w:r>
-        <w:rPr>
-          <w:rFonts w:hint="eastAsia"/>
-          <w:sz w:val="22"/>
-        </w:rPr>
-        <w:t>tatic 객체가 포함된 충돌 해소는 static 객체의 안쪽으로 침투한 만큼을 단순 해소하는 로직으로 수정,</w:t>
-      </w:r>
-    </w:p>
-    <w:p>
-      <w:pPr>
-        <w:widowControl/>
-        <w:wordWrap/>
-        <w:autoSpaceDE/>
-        <w:autoSpaceDN/>
-        <w:rPr>
+          <w:rFonts w:hint="eastAsia"/>
           <w:sz w:val="22"/>
         </w:rPr>
       </w:pPr>
@@ -1233,20 +1818,6 @@
         </w:rPr>
         <w:br w:type="page"/>
       </w:r>
-    </w:p>
-    <w:p>
-      <w:pPr>
-        <w:pStyle w:val="a3"/>
-        <w:numPr>
-          <w:ilvl w:val="0"/>
-          <w:numId w:val="1"/>
-        </w:numPr>
-        <w:ind w:leftChars="0"/>
-        <w:jc w:val="left"/>
-        <w:rPr>
-          <w:sz w:val="22"/>
-        </w:rPr>
-      </w:pPr>
     </w:p>
     <w:p>
       <w:pPr>
@@ -1262,6 +1833,7 @@
           <w:sz w:val="28"/>
           <w:szCs w:val="32"/>
         </w:rPr>
+        <w:lastRenderedPageBreak/>
         <w:t>이종진:</w:t>
       </w:r>
     </w:p>
@@ -1329,7 +1901,43 @@
           <w:sz w:val="18"/>
           <w:szCs w:val="20"/>
         </w:rPr>
-        <w:t>유니티 VFX 에셋을 사용하려 할 때 그 에셋이 Unity 시스템 중 하나인 Shader Graph를 사용한다면</w:t>
+        <w:t xml:space="preserve">유니티 VFX </w:t>
+      </w:r>
+      <w:proofErr w:type="spellStart"/>
+      <w:r>
+        <w:rPr>
+          <w:rFonts w:hint="eastAsia"/>
+          <w:sz w:val="18"/>
+          <w:szCs w:val="20"/>
+        </w:rPr>
+        <w:t>에셋을</w:t>
+      </w:r>
+      <w:proofErr w:type="spellEnd"/>
+      <w:r>
+        <w:rPr>
+          <w:rFonts w:hint="eastAsia"/>
+          <w:sz w:val="18"/>
+          <w:szCs w:val="20"/>
+        </w:rPr>
+        <w:t xml:space="preserve"> 사용하려 할 때 그 </w:t>
+      </w:r>
+      <w:proofErr w:type="spellStart"/>
+      <w:r>
+        <w:rPr>
+          <w:rFonts w:hint="eastAsia"/>
+          <w:sz w:val="18"/>
+          <w:szCs w:val="20"/>
+        </w:rPr>
+        <w:t>에셋이</w:t>
+      </w:r>
+      <w:proofErr w:type="spellEnd"/>
+      <w:r>
+        <w:rPr>
+          <w:rFonts w:hint="eastAsia"/>
+          <w:sz w:val="18"/>
+          <w:szCs w:val="20"/>
+        </w:rPr>
+        <w:t xml:space="preserve"> Unity 시스템 중 하나인 Shader Graph를 사용한다면</w:t>
       </w:r>
       <w:r>
         <w:rPr>
@@ -1370,7 +1978,25 @@
           <w:sz w:val="18"/>
           <w:szCs w:val="20"/>
         </w:rPr>
-        <w:t>Hit, Muzzle 같이 평면적으로 보여도 괜찮은 이펙트들은 재생한 모습을 녹화를 해서 스프라이트로 만들어</w:t>
+        <w:t xml:space="preserve">Hit, Muzzle 같이 평면적으로 보여도 괜찮은 이펙트들은 재생한 모습을 녹화를 해서 </w:t>
+      </w:r>
+      <w:proofErr w:type="spellStart"/>
+      <w:r>
+        <w:rPr>
+          <w:rFonts w:hint="eastAsia"/>
+          <w:sz w:val="18"/>
+          <w:szCs w:val="20"/>
+        </w:rPr>
+        <w:t>스프라이트로</w:t>
+      </w:r>
+      <w:proofErr w:type="spellEnd"/>
+      <w:r>
+        <w:rPr>
+          <w:rFonts w:hint="eastAsia"/>
+          <w:sz w:val="18"/>
+          <w:szCs w:val="20"/>
+        </w:rPr>
+        <w:t xml:space="preserve"> 만들어</w:t>
       </w:r>
       <w:r>
         <w:rPr>
@@ -1473,7 +2099,29 @@
           <w:sz w:val="18"/>
           <w:szCs w:val="20"/>
         </w:rPr>
-        <w:t>Arrow, Arrow Rain, Arrow Volley, EnergyExplosionArrow, Tornado Shot 추가</w:t>
+        <w:t xml:space="preserve">Arrow, Arrow Rain, Arrow Volley, </w:t>
+      </w:r>
+      <w:proofErr w:type="spellStart"/>
+      <w:r>
+        <w:rPr>
+          <w:rFonts w:hint="eastAsia"/>
+          <w:b/>
+          <w:bCs/>
+          <w:sz w:val="18"/>
+          <w:szCs w:val="20"/>
+        </w:rPr>
+        <w:t>EnergyExplosionArrow</w:t>
+      </w:r>
+      <w:proofErr w:type="spellEnd"/>
+      <w:r>
+        <w:rPr>
+          <w:rFonts w:hint="eastAsia"/>
+          <w:b/>
+          <w:bCs/>
+          <w:sz w:val="18"/>
+          <w:szCs w:val="20"/>
+        </w:rPr>
+        <w:t>, Tornado Shot 추가</w:t>
       </w:r>
       <w:r>
         <w:rPr>
@@ -1561,7 +2209,25 @@
           <w:sz w:val="18"/>
           <w:szCs w:val="20"/>
         </w:rPr>
-        <w:t xml:space="preserve">Bake한 이미지를 이용해 EnergyExplosionArrow 이펙트를 쉽게 추가했다. </w:t>
+        <w:t xml:space="preserve">Bake한 이미지를 이용해 </w:t>
+      </w:r>
+      <w:proofErr w:type="spellStart"/>
+      <w:r>
+        <w:rPr>
+          <w:rFonts w:hint="eastAsia"/>
+          <w:sz w:val="18"/>
+          <w:szCs w:val="20"/>
+        </w:rPr>
+        <w:t>EnergyExplosionArrow</w:t>
+      </w:r>
+      <w:proofErr w:type="spellEnd"/>
+      <w:r>
+        <w:rPr>
+          <w:rFonts w:hint="eastAsia"/>
+          <w:sz w:val="18"/>
+          <w:szCs w:val="20"/>
+        </w:rPr>
+        <w:t xml:space="preserve"> 이펙트를 쉽게 추가했다. </w:t>
       </w:r>
     </w:p>
     <w:p>
@@ -1620,12 +2286,21 @@
           <w:b/>
         </w:rPr>
       </w:pPr>
+      <w:proofErr w:type="spellStart"/>
       <w:r>
         <w:rPr>
           <w:rFonts w:hint="eastAsia"/>
           <w:b/>
         </w:rPr>
-        <w:t xml:space="preserve">이시스 전술 전투 구현 </w:t>
+        <w:t>이시스</w:t>
+      </w:r>
+      <w:proofErr w:type="spellEnd"/>
+      <w:r>
+        <w:rPr>
+          <w:rFonts w:hint="eastAsia"/>
+          <w:b/>
+        </w:rPr>
+        <w:t xml:space="preserve"> 전술 전투 구현 </w:t>
       </w:r>
       <w:r>
         <w:rPr>
@@ -1664,7 +2339,15 @@
         <w:ind w:leftChars="0"/>
       </w:pPr>
       <w:r>
-        <w:t>어느 부대든 생존 인원이 초기 인원의 80% 미만으로 줄어들면 전술이 해금</w:t>
+        <w:t xml:space="preserve">어느 </w:t>
+      </w:r>
+      <w:proofErr w:type="spellStart"/>
+      <w:r>
+        <w:t>부대든</w:t>
+      </w:r>
+      <w:proofErr w:type="spellEnd"/>
+      <w:r>
+        <w:t xml:space="preserve"> 생존 인원이 초기 인원의 80% 미만으로 줄어들면 전술이 해금</w:t>
       </w:r>
       <w:r>
         <w:rPr>
@@ -1678,11 +2361,19 @@
       <w:r>
         <w:br/>
       </w:r>
-      <w:r>
-        <w:rPr>
-          <w:rFonts w:hint="eastAsia"/>
-        </w:rPr>
-        <w:t>봄버 부대</w:t>
+      <w:proofErr w:type="spellStart"/>
+      <w:r>
+        <w:rPr>
+          <w:rFonts w:hint="eastAsia"/>
+        </w:rPr>
+        <w:t>봄버</w:t>
+      </w:r>
+      <w:proofErr w:type="spellEnd"/>
+      <w:r>
+        <w:rPr>
+          <w:rFonts w:hint="eastAsia"/>
+        </w:rPr>
+        <w:t xml:space="preserve"> 부대</w:t>
       </w:r>
       <w:r>
         <w:t>는 플레이어 군집 중 위협도가 높은 최대 2개 군집을 골라 좌우에서</w:t>
@@ -1852,6 +2543,7 @@
       <w:r>
         <w:t xml:space="preserve"> 끝나면 </w:t>
       </w:r>
+      <w:proofErr w:type="spellStart"/>
       <w:r>
         <w:rPr>
           <w:rFonts w:hint="eastAsia"/>
@@ -1859,7 +2551,11 @@
         <w:t>쿨타임</w:t>
       </w:r>
       <w:r>
-        <w:t>에 들어</w:t>
+        <w:t>에</w:t>
+      </w:r>
+      <w:proofErr w:type="spellEnd"/>
+      <w:r>
+        <w:t xml:space="preserve"> 들어</w:t>
       </w:r>
       <w:r>
         <w:rPr>
@@ -1873,8 +2569,13 @@
       <w:r>
         <w:br/>
       </w:r>
-      <w:r>
-        <w:t>쿨타임은 매번 7~13초 사이에서 랜덤으로 정해</w:t>
+      <w:proofErr w:type="spellStart"/>
+      <w:r>
+        <w:t>쿨타임은</w:t>
+      </w:r>
+      <w:proofErr w:type="spellEnd"/>
+      <w:r>
+        <w:t xml:space="preserve"> 매번 7~13초 사이에서 랜덤으로 정해</w:t>
       </w:r>
       <w:r>
         <w:rPr>
@@ -2235,16 +2936,19 @@
                 <w:bCs/>
                 <w:szCs w:val="20"/>
               </w:rPr>
-              <w:t>스킬 추가 구현 및 몬스터 패턴 구현, 레벨 디자인, 네비메시 추출</w:t>
-            </w:r>
-            <w:r>
-              <w:rPr>
+              <w:t xml:space="preserve">스킬 추가 구현 및 몬스터 패턴 구현, 레벨 디자인, </w:t>
+            </w:r>
+            <w:proofErr w:type="spellStart"/>
+            <w:r>
+              <w:rPr>
+                <w:rFonts w:hint="eastAsia"/>
                 <w:b/>
                 <w:bCs/>
                 <w:szCs w:val="20"/>
               </w:rPr>
-              <w:br/>
-            </w:r>
+              <w:t>네비메시</w:t>
+            </w:r>
+            <w:proofErr w:type="spellEnd"/>
             <w:r>
               <w:rPr>
                 <w:rFonts w:hint="eastAsia"/>
@@ -2252,17 +2956,36 @@
                 <w:bCs/>
                 <w:szCs w:val="20"/>
               </w:rPr>
-              <w:t xml:space="preserve">이종진: </w:t>
-            </w:r>
-            <w:r>
-              <w:rPr>
-                <w:rFonts w:hint="eastAsia"/>
+              <w:t xml:space="preserve"> 추출</w:t>
+            </w:r>
+            <w:r>
+              <w:rPr>
                 <w:b/>
                 <w:bCs/>
                 <w:szCs w:val="20"/>
               </w:rPr>
+              <w:br/>
+            </w:r>
+            <w:r>
+              <w:rPr>
+                <w:rFonts w:hint="eastAsia"/>
+                <w:b/>
+                <w:bCs/>
+                <w:szCs w:val="20"/>
+              </w:rPr>
+              <w:t xml:space="preserve">이종진: </w:t>
+            </w:r>
+            <w:proofErr w:type="spellStart"/>
+            <w:r>
+              <w:rPr>
+                <w:rFonts w:hint="eastAsia"/>
+                <w:b/>
+                <w:bCs/>
+                <w:szCs w:val="20"/>
+              </w:rPr>
               <w:t>로비씬</w:t>
             </w:r>
+            <w:proofErr w:type="spellEnd"/>
             <w:r>
               <w:rPr>
                 <w:rFonts w:hint="eastAsia"/>

--- a/작업일지/졸업작품 작업일지 - 20+32주차.docx
+++ b/작업일지/졸업작품 작업일지 - 20+32주차.docx
@@ -179,7 +179,6 @@
                 <w:sz w:val="22"/>
               </w:rPr>
             </w:pPr>
-            <w:proofErr w:type="spellStart"/>
             <w:r>
               <w:rPr>
                 <w:rFonts w:hint="eastAsia"/>
@@ -188,7 +187,6 @@
               </w:rPr>
               <w:t>팀명</w:t>
             </w:r>
-            <w:proofErr w:type="spellEnd"/>
           </w:p>
         </w:tc>
         <w:tc>
@@ -501,7 +499,6 @@
             <w:pPr>
               <w:jc w:val="left"/>
               <w:rPr>
-                <w:rFonts w:hint="eastAsia"/>
                 <w:b/>
               </w:rPr>
             </w:pPr>
@@ -517,39 +514,7 @@
                 <w:rFonts w:hint="eastAsia"/>
                 <w:b/>
               </w:rPr>
-              <w:t xml:space="preserve">거점 시스템 추가, 지형 레벨디자인 완료, 피격 애니메이션 </w:t>
-            </w:r>
-            <w:proofErr w:type="spellStart"/>
-            <w:r>
-              <w:rPr>
-                <w:rFonts w:hint="eastAsia"/>
-                <w:b/>
-              </w:rPr>
-              <w:t>미재생</w:t>
-            </w:r>
-            <w:proofErr w:type="spellEnd"/>
-            <w:r>
-              <w:rPr>
-                <w:rFonts w:hint="eastAsia"/>
-                <w:b/>
-              </w:rPr>
-              <w:t xml:space="preserve"> 버그 수정, 중력 버그 수정, </w:t>
-            </w:r>
-            <w:proofErr w:type="spellStart"/>
-            <w:r>
-              <w:rPr>
-                <w:rFonts w:hint="eastAsia"/>
-                <w:b/>
-              </w:rPr>
-              <w:t>청크</w:t>
-            </w:r>
-            <w:proofErr w:type="spellEnd"/>
-            <w:r>
-              <w:rPr>
-                <w:rFonts w:hint="eastAsia"/>
-                <w:b/>
-              </w:rPr>
-              <w:t xml:space="preserve"> 스트리밍 구현, Zone 시스템 추가</w:t>
+              <w:t>거점 시스템 추가, 지형 레벨디자인 완료, 피격 애니메이션 미재생 버그 수정, 중력 버그 수정, 청크 스트리밍 구현, Zone 시스템 추가</w:t>
             </w:r>
           </w:p>
           <w:p>
@@ -573,14 +538,12 @@
               </w:rPr>
               <w:t xml:space="preserve"> </w:t>
             </w:r>
-            <w:proofErr w:type="spellStart"/>
             <w:r>
               <w:rPr>
                 <w:b/>
               </w:rPr>
               <w:t>이시스</w:t>
             </w:r>
-            <w:proofErr w:type="spellEnd"/>
             <w:r>
               <w:rPr>
                 <w:rFonts w:hint="eastAsia"/>
@@ -602,7 +565,6 @@
               </w:rPr>
               <w:t xml:space="preserve">이종진: </w:t>
             </w:r>
-            <w:proofErr w:type="spellStart"/>
             <w:r>
               <w:rPr>
                 <w:rFonts w:hint="eastAsia"/>
@@ -610,17 +572,7 @@
                 <w:bCs/>
                 <w:szCs w:val="20"/>
               </w:rPr>
-              <w:t>로비씬</w:t>
-            </w:r>
-            <w:proofErr w:type="spellEnd"/>
-            <w:r>
-              <w:rPr>
-                <w:rFonts w:hint="eastAsia"/>
-                <w:b/>
-                <w:bCs/>
-                <w:szCs w:val="20"/>
-              </w:rPr>
-              <w:t xml:space="preserve"> 디자인</w:t>
+              <w:t>로비씬 디자인</w:t>
             </w:r>
           </w:p>
         </w:tc>
@@ -706,23 +658,7 @@
           <w:rFonts w:hint="eastAsia"/>
           <w:sz w:val="22"/>
         </w:rPr>
-        <w:t xml:space="preserve">거점 주위로 몬스터가 생성되고, 거점이 살아있는 동안은 계속 몬스터가 </w:t>
-      </w:r>
-      <w:proofErr w:type="spellStart"/>
-      <w:r>
-        <w:rPr>
-          <w:rFonts w:hint="eastAsia"/>
-          <w:sz w:val="22"/>
-        </w:rPr>
-        <w:t>리스폰된다</w:t>
-      </w:r>
-      <w:proofErr w:type="spellEnd"/>
-      <w:r>
-        <w:rPr>
-          <w:rFonts w:hint="eastAsia"/>
-          <w:sz w:val="22"/>
-        </w:rPr>
-        <w:t>.</w:t>
+        <w:t>거점 주위로 몬스터가 생성되고, 거점이 살아있는 동안은 계속 몬스터가 리스폰된다.</w:t>
       </w:r>
       <w:r>
         <w:rPr>
@@ -735,23 +671,7 @@
           <w:rFonts w:hint="eastAsia"/>
           <w:sz w:val="22"/>
         </w:rPr>
-        <w:t xml:space="preserve">몬스터의 </w:t>
-      </w:r>
-      <w:proofErr w:type="spellStart"/>
-      <w:r>
-        <w:rPr>
-          <w:rFonts w:hint="eastAsia"/>
-          <w:sz w:val="22"/>
-        </w:rPr>
-        <w:t>리스폰을</w:t>
-      </w:r>
-      <w:proofErr w:type="spellEnd"/>
-      <w:r>
-        <w:rPr>
-          <w:rFonts w:hint="eastAsia"/>
-          <w:sz w:val="22"/>
-        </w:rPr>
-        <w:t xml:space="preserve"> 막으려면 거점을 깨야 한다.</w:t>
+        <w:t>몬스터의 리스폰을 막으려면 거점을 깨야 한다.</w:t>
       </w:r>
     </w:p>
     <w:p>
@@ -772,55 +692,7 @@
           <w:rFonts w:hint="eastAsia"/>
           <w:sz w:val="22"/>
         </w:rPr>
-        <w:t xml:space="preserve">거점별로 체력, 생성되는 몬스터 종류와 최대 수, </w:t>
-      </w:r>
-      <w:proofErr w:type="spellStart"/>
-      <w:r>
-        <w:rPr>
-          <w:rFonts w:hint="eastAsia"/>
-          <w:sz w:val="22"/>
-        </w:rPr>
-        <w:t>스폰</w:t>
-      </w:r>
-      <w:proofErr w:type="spellEnd"/>
-      <w:r>
-        <w:rPr>
-          <w:rFonts w:hint="eastAsia"/>
-          <w:sz w:val="22"/>
-        </w:rPr>
-        <w:t xml:space="preserve"> 반경, 활동 반경, 한 웨이브의 최대 몬스터 수, 몬스터 </w:t>
-      </w:r>
-      <w:proofErr w:type="spellStart"/>
-      <w:r>
-        <w:rPr>
-          <w:rFonts w:hint="eastAsia"/>
-          <w:sz w:val="22"/>
-        </w:rPr>
-        <w:t>리스폰</w:t>
-      </w:r>
-      <w:proofErr w:type="spellEnd"/>
-      <w:r>
-        <w:rPr>
-          <w:rFonts w:hint="eastAsia"/>
-          <w:sz w:val="22"/>
-        </w:rPr>
-        <w:t xml:space="preserve"> 시간, 거점 </w:t>
-      </w:r>
-      <w:proofErr w:type="spellStart"/>
-      <w:r>
-        <w:rPr>
-          <w:rFonts w:hint="eastAsia"/>
-          <w:sz w:val="22"/>
-        </w:rPr>
-        <w:t>리스폰</w:t>
-      </w:r>
-      <w:proofErr w:type="spellEnd"/>
-      <w:r>
-        <w:rPr>
-          <w:rFonts w:hint="eastAsia"/>
-          <w:sz w:val="22"/>
-        </w:rPr>
-        <w:t xml:space="preserve"> 시간 등을 정의해 사용</w:t>
+        <w:t>거점별로 체력, 생성되는 몬스터 종류와 최대 수, 스폰 반경, 활동 반경, 한 웨이브의 최대 몬스터 수, 몬스터 리스폰 시간, 거점 리스폰 시간 등을 정의해 사용</w:t>
       </w:r>
     </w:p>
     <w:p>
@@ -841,23 +713,7 @@
           <w:rFonts w:hint="eastAsia"/>
           <w:sz w:val="22"/>
         </w:rPr>
-        <w:t xml:space="preserve">현재 모델은 큐브 모양, 체력바는 노란색으로 렌더링, 모델은 </w:t>
-      </w:r>
-      <w:proofErr w:type="spellStart"/>
-      <w:r>
-        <w:rPr>
-          <w:rFonts w:hint="eastAsia"/>
-          <w:sz w:val="22"/>
-        </w:rPr>
-        <w:t>에셋</w:t>
-      </w:r>
-      <w:proofErr w:type="spellEnd"/>
-      <w:r>
-        <w:rPr>
-          <w:rFonts w:hint="eastAsia"/>
-          <w:sz w:val="22"/>
-        </w:rPr>
-        <w:t xml:space="preserve"> 구할 예정</w:t>
+        <w:t>현재 모델은 큐브 모양, 체력바는 노란색으로 렌더링, 모델은 에셋 구할 예정</w:t>
       </w:r>
     </w:p>
     <w:p>
@@ -870,32 +726,15 @@
         <w:ind w:leftChars="0"/>
         <w:jc w:val="left"/>
         <w:rPr>
-          <w:rFonts w:hint="eastAsia"/>
-          <w:sz w:val="22"/>
-        </w:rPr>
-      </w:pPr>
-      <w:r>
-        <w:rPr>
-          <w:rFonts w:hint="eastAsia"/>
-          <w:sz w:val="22"/>
-        </w:rPr>
-        <w:t xml:space="preserve">집단 전투 진입 시 주위 거점 파괴 여부로 생성되는 몬스터 수 변화, </w:t>
-      </w:r>
-      <w:proofErr w:type="spellStart"/>
-      <w:r>
-        <w:rPr>
-          <w:rFonts w:hint="eastAsia"/>
-          <w:sz w:val="22"/>
-        </w:rPr>
-        <w:t>스탯</w:t>
-      </w:r>
-      <w:proofErr w:type="spellEnd"/>
-      <w:r>
-        <w:rPr>
-          <w:rFonts w:hint="eastAsia"/>
-          <w:sz w:val="22"/>
-        </w:rPr>
-        <w:t xml:space="preserve"> 변화 등 고려 예정</w:t>
+          <w:sz w:val="22"/>
+        </w:rPr>
+      </w:pPr>
+      <w:r>
+        <w:rPr>
+          <w:rFonts w:hint="eastAsia"/>
+          <w:sz w:val="22"/>
+        </w:rPr>
+        <w:t>집단 전투 진입 시 주위 거점 파괴 여부로 생성되는 몬스터 수 변화, 스탯 변화 등 고려 예정</w:t>
       </w:r>
     </w:p>
     <w:p>
@@ -937,23 +776,7 @@
           <w:rFonts w:hint="eastAsia"/>
           <w:sz w:val="22"/>
         </w:rPr>
-        <w:t xml:space="preserve">2D 레벨디자인 기반으로 유니티 Terrain Tool로 직접 </w:t>
-      </w:r>
-      <w:proofErr w:type="spellStart"/>
-      <w:r>
-        <w:rPr>
-          <w:rFonts w:hint="eastAsia"/>
-          <w:sz w:val="22"/>
-        </w:rPr>
-        <w:t>브러쉬를</w:t>
-      </w:r>
-      <w:proofErr w:type="spellEnd"/>
-      <w:r>
-        <w:rPr>
-          <w:rFonts w:hint="eastAsia"/>
-          <w:sz w:val="22"/>
-        </w:rPr>
-        <w:t xml:space="preserve"> 통해 그렸음.</w:t>
+        <w:t>2D 레벨디자인 기반으로 유니티 Terrain Tool로 직접 브러쉬를 통해 그렸음.</w:t>
       </w:r>
       <w:r>
         <w:rPr>
@@ -979,7 +802,6 @@
         <w:ind w:leftChars="0"/>
         <w:jc w:val="left"/>
         <w:rPr>
-          <w:rFonts w:hint="eastAsia"/>
           <w:sz w:val="22"/>
         </w:rPr>
       </w:pPr>
@@ -996,21 +818,12 @@
         </w:rPr>
         <w:br/>
       </w:r>
-      <w:proofErr w:type="spellStart"/>
-      <w:r>
-        <w:rPr>
-          <w:rFonts w:hint="eastAsia"/>
-          <w:sz w:val="22"/>
-        </w:rPr>
-        <w:t>마련해놓은</w:t>
-      </w:r>
-      <w:proofErr w:type="spellEnd"/>
-      <w:r>
-        <w:rPr>
-          <w:rFonts w:hint="eastAsia"/>
-          <w:sz w:val="22"/>
-        </w:rPr>
-        <w:t xml:space="preserve"> 사이드 경로는 폐기</w:t>
+      <w:r>
+        <w:rPr>
+          <w:rFonts w:hint="eastAsia"/>
+          <w:sz w:val="22"/>
+        </w:rPr>
+        <w:t>마련해놓은 사이드 경로는 폐기</w:t>
       </w:r>
     </w:p>
     <w:p>
@@ -1034,7 +847,6 @@
       <w:pPr>
         <w:jc w:val="left"/>
         <w:rPr>
-          <w:rFonts w:hint="eastAsia"/>
           <w:sz w:val="22"/>
         </w:rPr>
       </w:pPr>
@@ -1055,7 +867,7 @@
           <w:szCs w:val="28"/>
         </w:rPr>
         <w:drawing>
-          <wp:inline distT="0" distB="0" distL="0" distR="0" wp14:anchorId="17294D92" wp14:editId="05CC2D34">
+          <wp:inline distT="0" distB="0" distL="0" distR="0" wp14:anchorId="17294D92" wp14:editId="46FE5A4F">
             <wp:extent cx="5400000" cy="3178019"/>
             <wp:effectExtent l="0" t="0" r="0" b="3810"/>
             <wp:docPr id="274567447" name="그림 2" descr="도표, 그림, 종이접기, 디자인이(가) 표시된 사진&#10;&#10;자동 생성된 설명"/>
@@ -1102,7 +914,6 @@
         <w:ind w:left="800"/>
         <w:jc w:val="left"/>
         <w:rPr>
-          <w:rFonts w:hint="eastAsia"/>
           <w:sz w:val="22"/>
         </w:rPr>
       </w:pPr>
@@ -1173,23 +984,7 @@
           <w:rFonts w:hint="eastAsia"/>
           <w:sz w:val="22"/>
         </w:rPr>
-        <w:t xml:space="preserve">피격 애니메이션 </w:t>
-      </w:r>
-      <w:proofErr w:type="spellStart"/>
-      <w:r>
-        <w:rPr>
-          <w:rFonts w:hint="eastAsia"/>
-          <w:sz w:val="22"/>
-        </w:rPr>
-        <w:t>미재생</w:t>
-      </w:r>
-      <w:proofErr w:type="spellEnd"/>
-      <w:r>
-        <w:rPr>
-          <w:rFonts w:hint="eastAsia"/>
-          <w:sz w:val="22"/>
-        </w:rPr>
-        <w:t xml:space="preserve"> 버그 수정</w:t>
+        <w:t>피격 애니메이션 미재생 버그 수정</w:t>
       </w:r>
     </w:p>
     <w:p>
@@ -1271,39 +1066,7 @@
           <w:rFonts w:hint="eastAsia"/>
           <w:sz w:val="22"/>
         </w:rPr>
-        <w:t xml:space="preserve">tandalone과 Online 모드의 코드 비통일 문제로, 예전에 물리가 덜 구현됐을 때 </w:t>
-      </w:r>
-      <w:proofErr w:type="spellStart"/>
-      <w:r>
-        <w:rPr>
-          <w:rFonts w:hint="eastAsia"/>
-          <w:sz w:val="22"/>
-        </w:rPr>
-        <w:t>processInput</w:t>
-      </w:r>
-      <w:proofErr w:type="spellEnd"/>
-      <w:r>
-        <w:rPr>
-          <w:rFonts w:hint="eastAsia"/>
-          <w:sz w:val="22"/>
-        </w:rPr>
-        <w:t xml:space="preserve">에서 damping을 구현하던 게 남아있어 online game에선 이중으로 damping이 들어갔음. -&gt; 중력이 현저하게 </w:t>
-      </w:r>
-      <w:proofErr w:type="spellStart"/>
-      <w:r>
-        <w:rPr>
-          <w:rFonts w:hint="eastAsia"/>
-          <w:sz w:val="22"/>
-        </w:rPr>
-        <w:t>낮아보이는</w:t>
-      </w:r>
-      <w:proofErr w:type="spellEnd"/>
-      <w:r>
-        <w:rPr>
-          <w:rFonts w:hint="eastAsia"/>
-          <w:sz w:val="22"/>
-        </w:rPr>
-        <w:t xml:space="preserve"> 버그의 원인이 되었음</w:t>
+        <w:t>tandalone과 Online 모드의 코드 비통일 문제로, 예전에 물리가 덜 구현됐을 때 processInput에서 damping을 구현하던 게 남아있어 online game에선 이중으로 damping이 들어갔음. -&gt; 중력이 현저하게 낮아보이는 버그의 원인이 되었음</w:t>
       </w:r>
     </w:p>
     <w:p>
@@ -1324,23 +1087,7 @@
           <w:rFonts w:hint="eastAsia"/>
           <w:sz w:val="22"/>
         </w:rPr>
-        <w:t xml:space="preserve">Online 모드 </w:t>
-      </w:r>
-      <w:proofErr w:type="spellStart"/>
-      <w:r>
-        <w:rPr>
-          <w:rFonts w:hint="eastAsia"/>
-          <w:sz w:val="22"/>
-        </w:rPr>
-        <w:t>processInput</w:t>
-      </w:r>
-      <w:proofErr w:type="spellEnd"/>
-      <w:r>
-        <w:rPr>
-          <w:rFonts w:hint="eastAsia"/>
-          <w:sz w:val="22"/>
-        </w:rPr>
-        <w:t xml:space="preserve"> 최신화로 수정</w:t>
+        <w:t>Online 모드 processInput 최신화로 수정</w:t>
       </w:r>
     </w:p>
     <w:p>
@@ -1350,7 +1097,6 @@
         <w:autoSpaceDE/>
         <w:autoSpaceDN/>
         <w:rPr>
-          <w:rFonts w:hint="eastAsia"/>
           <w:sz w:val="22"/>
         </w:rPr>
       </w:pPr>
@@ -1374,22 +1120,13 @@
           <w:sz w:val="22"/>
         </w:rPr>
       </w:pPr>
-      <w:proofErr w:type="spellStart"/>
       <w:r>
         <w:rPr>
           <w:rFonts w:hint="eastAsia"/>
           <w:sz w:val="22"/>
         </w:rPr>
         <w:lastRenderedPageBreak/>
-        <w:t>청크</w:t>
-      </w:r>
-      <w:proofErr w:type="spellEnd"/>
-      <w:r>
-        <w:rPr>
-          <w:rFonts w:hint="eastAsia"/>
-          <w:sz w:val="22"/>
-        </w:rPr>
-        <w:t xml:space="preserve"> 스트리밍 구현</w:t>
+        <w:t>청크 스트리밍 구현</w:t>
       </w:r>
     </w:p>
     <w:p>
@@ -1405,53 +1142,12 @@
           <w:sz w:val="22"/>
         </w:rPr>
       </w:pPr>
-      <w:proofErr w:type="spellStart"/>
-      <w:r>
-        <w:rPr>
-          <w:rFonts w:hint="eastAsia"/>
-          <w:sz w:val="22"/>
-        </w:rPr>
-        <w:t>청크</w:t>
-      </w:r>
-      <w:proofErr w:type="spellEnd"/>
-      <w:r>
-        <w:rPr>
-          <w:rFonts w:hint="eastAsia"/>
-          <w:sz w:val="22"/>
-        </w:rPr>
-        <w:t xml:space="preserve"> 사이즈는 200x200x200, 플레이어로부터 맨해튼 거리 3 이하의 chunk는 항상 </w:t>
-      </w:r>
-      <w:proofErr w:type="spellStart"/>
-      <w:r>
-        <w:rPr>
-          <w:rFonts w:hint="eastAsia"/>
-          <w:sz w:val="22"/>
-        </w:rPr>
-        <w:t>로드되어있도록</w:t>
-      </w:r>
-      <w:proofErr w:type="spellEnd"/>
-      <w:r>
-        <w:rPr>
-          <w:rFonts w:hint="eastAsia"/>
-          <w:sz w:val="22"/>
-        </w:rPr>
-        <w:t xml:space="preserve"> 하고, 그 외 chunk는 일정 시간의 유예를 두어 계속 플레이어 시야 바깥에 있을 경우 </w:t>
-      </w:r>
-      <w:proofErr w:type="spellStart"/>
-      <w:r>
-        <w:rPr>
-          <w:rFonts w:hint="eastAsia"/>
-          <w:sz w:val="22"/>
-        </w:rPr>
-        <w:t>언로드하도록</w:t>
-      </w:r>
-      <w:proofErr w:type="spellEnd"/>
-      <w:r>
-        <w:rPr>
-          <w:rFonts w:hint="eastAsia"/>
-          <w:sz w:val="22"/>
-        </w:rPr>
-        <w:t xml:space="preserve"> 구현</w:t>
+      <w:r>
+        <w:rPr>
+          <w:rFonts w:hint="eastAsia"/>
+          <w:sz w:val="22"/>
+        </w:rPr>
+        <w:t>청크 사이즈는 200x200x200, 플레이어로부터 맨해튼 거리 3 이하의 chunk는 항상 로드되어있도록 하고, 그 외 chunk는 일정 시간의 유예를 두어 계속 플레이어 시야 바깥에 있을 경우 언로드하도록 구현</w:t>
       </w:r>
     </w:p>
     <w:p>
@@ -1467,37 +1163,12 @@
           <w:sz w:val="22"/>
         </w:rPr>
       </w:pPr>
-      <w:proofErr w:type="spellStart"/>
-      <w:r>
-        <w:rPr>
-          <w:rFonts w:hint="eastAsia"/>
-          <w:sz w:val="22"/>
-        </w:rPr>
-        <w:t>청크</w:t>
-      </w:r>
-      <w:proofErr w:type="spellEnd"/>
-      <w:r>
-        <w:rPr>
-          <w:rFonts w:hint="eastAsia"/>
-          <w:sz w:val="22"/>
-        </w:rPr>
-        <w:t xml:space="preserve"> 로딩 과정 중 Terrain Mesh를 </w:t>
-      </w:r>
-      <w:proofErr w:type="spellStart"/>
-      <w:r>
-        <w:rPr>
-          <w:rFonts w:hint="eastAsia"/>
-          <w:sz w:val="22"/>
-        </w:rPr>
-        <w:t>cpu</w:t>
-      </w:r>
-      <w:proofErr w:type="spellEnd"/>
-      <w:r>
-        <w:rPr>
-          <w:rFonts w:hint="eastAsia"/>
-          <w:sz w:val="22"/>
-        </w:rPr>
-        <w:t>로 빌드하는 과정이 대부분의 시간을 차지</w:t>
+      <w:r>
+        <w:rPr>
+          <w:rFonts w:hint="eastAsia"/>
+          <w:sz w:val="22"/>
+        </w:rPr>
+        <w:t>청크 로딩 과정 중 Terrain Mesh를 cpu로 빌드하는 과정이 대부분의 시간을 차지</w:t>
       </w:r>
       <w:r>
         <w:rPr>
@@ -1510,55 +1181,7 @@
           <w:rFonts w:hint="eastAsia"/>
           <w:sz w:val="22"/>
         </w:rPr>
-        <w:t xml:space="preserve">-&gt; 개별 </w:t>
-      </w:r>
-      <w:proofErr w:type="spellStart"/>
-      <w:r>
-        <w:rPr>
-          <w:rFonts w:hint="eastAsia"/>
-          <w:sz w:val="22"/>
-        </w:rPr>
-        <w:t>청크의</w:t>
-      </w:r>
-      <w:proofErr w:type="spellEnd"/>
-      <w:r>
-        <w:rPr>
-          <w:rFonts w:hint="eastAsia"/>
-          <w:sz w:val="22"/>
-        </w:rPr>
-        <w:t xml:space="preserve"> Terrain Mesh 빌드를 </w:t>
-      </w:r>
-      <w:proofErr w:type="spellStart"/>
-      <w:r>
-        <w:rPr>
-          <w:rFonts w:hint="eastAsia"/>
-          <w:sz w:val="22"/>
-        </w:rPr>
-        <w:t>스레드풀에</w:t>
-      </w:r>
-      <w:proofErr w:type="spellEnd"/>
-      <w:r>
-        <w:rPr>
-          <w:rFonts w:hint="eastAsia"/>
-          <w:sz w:val="22"/>
-        </w:rPr>
-        <w:t xml:space="preserve"> 넘겨 </w:t>
-      </w:r>
-      <w:proofErr w:type="spellStart"/>
-      <w:r>
-        <w:rPr>
-          <w:rFonts w:hint="eastAsia"/>
-          <w:sz w:val="22"/>
-        </w:rPr>
-        <w:t>멀티스레드로</w:t>
-      </w:r>
-      <w:proofErr w:type="spellEnd"/>
-      <w:r>
-        <w:rPr>
-          <w:rFonts w:hint="eastAsia"/>
-          <w:sz w:val="22"/>
-        </w:rPr>
-        <w:t xml:space="preserve"> 로드</w:t>
+        <w:t>-&gt; 개별 청크의 Terrain Mesh 빌드를 스레드풀에 넘겨 멀티스레드로 로드</w:t>
       </w:r>
     </w:p>
     <w:p>
@@ -1585,23 +1208,7 @@
           <w:rFonts w:hint="eastAsia"/>
           <w:sz w:val="22"/>
         </w:rPr>
-        <w:t xml:space="preserve">eamless </w:t>
-      </w:r>
-      <w:proofErr w:type="spellStart"/>
-      <w:r>
-        <w:rPr>
-          <w:rFonts w:hint="eastAsia"/>
-          <w:sz w:val="22"/>
-        </w:rPr>
-        <w:t>openworld</w:t>
-      </w:r>
-      <w:proofErr w:type="spellEnd"/>
-      <w:r>
-        <w:rPr>
-          <w:rFonts w:hint="eastAsia"/>
-          <w:sz w:val="22"/>
-        </w:rPr>
-        <w:t>인 셈?</w:t>
+        <w:t>eamless openworld인 셈?</w:t>
       </w:r>
     </w:p>
     <w:p>
@@ -1617,21 +1224,12 @@
           <w:sz w:val="22"/>
         </w:rPr>
       </w:pPr>
-      <w:proofErr w:type="spellStart"/>
-      <w:r>
-        <w:rPr>
-          <w:rFonts w:hint="eastAsia"/>
-          <w:sz w:val="22"/>
-        </w:rPr>
-        <w:t>청크</w:t>
-      </w:r>
-      <w:proofErr w:type="spellEnd"/>
-      <w:r>
-        <w:rPr>
-          <w:rFonts w:hint="eastAsia"/>
-          <w:sz w:val="22"/>
-        </w:rPr>
-        <w:t xml:space="preserve"> 구조와 플레이어의 시야 범위를 고려, 플레이어가 움직일 수 있는 범위보다 더 넓게 레벨을 디자</w:t>
+      <w:r>
+        <w:rPr>
+          <w:rFonts w:hint="eastAsia"/>
+          <w:sz w:val="22"/>
+        </w:rPr>
+        <w:t>청크 구조와 플레이어의 시야 범위를 고려, 플레이어가 움직일 수 있는 범위보다 더 넓게 레벨을 디자</w:t>
       </w:r>
       <w:r>
         <w:rPr>
@@ -1680,23 +1278,7 @@
           <w:rFonts w:hint="eastAsia"/>
           <w:sz w:val="22"/>
         </w:rPr>
-        <w:t xml:space="preserve">특정한 </w:t>
-      </w:r>
-      <w:proofErr w:type="spellStart"/>
-      <w:r>
-        <w:rPr>
-          <w:rFonts w:hint="eastAsia"/>
-          <w:sz w:val="22"/>
-        </w:rPr>
-        <w:t>팩션의</w:t>
-      </w:r>
-      <w:proofErr w:type="spellEnd"/>
-      <w:r>
-        <w:rPr>
-          <w:rFonts w:hint="eastAsia"/>
-          <w:sz w:val="22"/>
-        </w:rPr>
-        <w:t xml:space="preserve"> 객체가 수작업으로 만든 Bounding Volume 내로 진입하면 이벤트를 발생시킬 수 있는 시스템</w:t>
+        <w:t>특정한 팩션의 객체가 수작업으로 만든 Bounding Volume 내로 진입하면 이벤트를 발생시킬 수 있는 시스템</w:t>
       </w:r>
     </w:p>
     <w:p>
@@ -1712,53 +1294,12 @@
           <w:sz w:val="22"/>
         </w:rPr>
       </w:pPr>
-      <w:proofErr w:type="spellStart"/>
-      <w:r>
-        <w:rPr>
-          <w:rFonts w:hint="eastAsia"/>
-          <w:sz w:val="22"/>
-        </w:rPr>
-        <w:t>ZoneEnter</w:t>
-      </w:r>
-      <w:proofErr w:type="spellEnd"/>
-      <w:r>
-        <w:rPr>
-          <w:rFonts w:hint="eastAsia"/>
-          <w:sz w:val="22"/>
-        </w:rPr>
-        <w:t xml:space="preserve">, </w:t>
-      </w:r>
-      <w:proofErr w:type="spellStart"/>
-      <w:r>
-        <w:rPr>
-          <w:rFonts w:hint="eastAsia"/>
-          <w:sz w:val="22"/>
-        </w:rPr>
-        <w:t>ZoneStay</w:t>
-      </w:r>
-      <w:proofErr w:type="spellEnd"/>
-      <w:r>
-        <w:rPr>
-          <w:rFonts w:hint="eastAsia"/>
-          <w:sz w:val="22"/>
-        </w:rPr>
-        <w:t xml:space="preserve">, </w:t>
-      </w:r>
-      <w:proofErr w:type="spellStart"/>
-      <w:r>
-        <w:rPr>
-          <w:rFonts w:hint="eastAsia"/>
-          <w:sz w:val="22"/>
-        </w:rPr>
-        <w:t>ZoneLeave</w:t>
-      </w:r>
-      <w:proofErr w:type="spellEnd"/>
-      <w:r>
-        <w:rPr>
-          <w:rFonts w:hint="eastAsia"/>
-          <w:sz w:val="22"/>
-        </w:rPr>
-        <w:t>의 세 가지 이벤트로 나누어서 처리</w:t>
+      <w:r>
+        <w:rPr>
+          <w:rFonts w:hint="eastAsia"/>
+          <w:sz w:val="22"/>
+        </w:rPr>
+        <w:t>ZoneEnter, ZoneStay, ZoneLeave의 세 가지 이벤트로 나누어서 처리</w:t>
       </w:r>
     </w:p>
     <w:p>
@@ -1779,23 +1320,7 @@
           <w:rFonts w:hint="eastAsia"/>
           <w:sz w:val="22"/>
         </w:rPr>
-        <w:t xml:space="preserve">집단 전투 아레나에 </w:t>
-      </w:r>
-      <w:proofErr w:type="spellStart"/>
-      <w:r>
-        <w:rPr>
-          <w:rFonts w:hint="eastAsia"/>
-          <w:sz w:val="22"/>
-        </w:rPr>
-        <w:t>ZoneEnter</w:t>
-      </w:r>
-      <w:proofErr w:type="spellEnd"/>
-      <w:r>
-        <w:rPr>
-          <w:rFonts w:hint="eastAsia"/>
-          <w:sz w:val="22"/>
-        </w:rPr>
-        <w:t>하게 되면, 중간 보스가 나타나고 가상의 벽이 세워져 지역을 벗어날 수 없게 될 예정 (현재 가상의 벽은 실제 구현 완료)</w:t>
+        <w:t>집단 전투 아레나에 ZoneEnter하게 되면, 중간 보스가 나타나고 가상의 벽이 세워져 지역을 벗어날 수 없게 될 예정 (현재 가상의 벽은 실제 구현 완료)</w:t>
       </w:r>
     </w:p>
     <w:p>
@@ -1808,7 +1333,6 @@
         <w:ind w:leftChars="0"/>
         <w:jc w:val="left"/>
         <w:rPr>
-          <w:rFonts w:hint="eastAsia"/>
           <w:sz w:val="22"/>
         </w:rPr>
       </w:pPr>
@@ -1875,7 +1399,7 @@
           <w:sz w:val="18"/>
           <w:szCs w:val="20"/>
         </w:rPr>
-        <w:t>Shader Graph 대응 방법 고안</w:t>
+        <w:t>백그라운드 리소스 로딩 구현</w:t>
       </w:r>
     </w:p>
     <w:p>
@@ -1901,58 +1425,278 @@
           <w:sz w:val="18"/>
           <w:szCs w:val="20"/>
         </w:rPr>
-        <w:t xml:space="preserve">유니티 VFX </w:t>
-      </w:r>
-      <w:proofErr w:type="spellStart"/>
-      <w:r>
-        <w:rPr>
-          <w:rFonts w:hint="eastAsia"/>
+        <w:t xml:space="preserve">기존에 구현되어있는 쓰레드풀을 이용해 로비씬에 머무르는 동안 </w:t>
+      </w:r>
+      <w:r>
+        <w:rPr>
           <w:sz w:val="18"/>
           <w:szCs w:val="20"/>
         </w:rPr>
-        <w:t>에셋을</w:t>
-      </w:r>
-      <w:proofErr w:type="spellEnd"/>
+        <w:br/>
+      </w:r>
       <w:r>
         <w:rPr>
           <w:rFonts w:hint="eastAsia"/>
           <w:sz w:val="18"/>
           <w:szCs w:val="20"/>
         </w:rPr>
-        <w:t xml:space="preserve"> 사용하려 할 때 그 </w:t>
-      </w:r>
-      <w:proofErr w:type="spellStart"/>
-      <w:r>
-        <w:rPr>
-          <w:rFonts w:hint="eastAsia"/>
+        <w:t>백그라운드에선 리소스를 로딩하도록 구현했다.</w:t>
+      </w:r>
+    </w:p>
+    <w:p>
+      <w:pPr>
+        <w:ind w:leftChars="200" w:left="400"/>
+        <w:jc w:val="left"/>
+        <w:rPr>
+          <w:b/>
+          <w:bCs/>
           <w:sz w:val="18"/>
           <w:szCs w:val="20"/>
         </w:rPr>
-        <w:t>에셋이</w:t>
-      </w:r>
-      <w:proofErr w:type="spellEnd"/>
-      <w:r>
-        <w:rPr>
-          <w:rFonts w:hint="eastAsia"/>
+      </w:pPr>
+      <w:r>
+        <w:rPr>
+          <w:rFonts w:hint="eastAsia"/>
+          <w:b/>
+          <w:bCs/>
           <w:sz w:val="18"/>
           <w:szCs w:val="20"/>
         </w:rPr>
-        <w:t xml:space="preserve"> Unity 시스템 중 하나인 Shader Graph를 사용한다면</w:t>
-      </w:r>
-      <w:r>
-        <w:rPr>
+        <w:t>2</w:t>
+      </w:r>
+      <w:r>
+        <w:rPr>
+          <w:b/>
+          <w:bCs/>
           <w:sz w:val="18"/>
           <w:szCs w:val="20"/>
         </w:rPr>
-        <w:br/>
-      </w:r>
-      <w:r>
-        <w:rPr>
-          <w:rFonts w:hint="eastAsia"/>
+        <w:t xml:space="preserve">. </w:t>
+      </w:r>
+      <w:r>
+        <w:rPr>
+          <w:rFonts w:hint="eastAsia"/>
+          <w:b/>
+          <w:bCs/>
           <w:sz w:val="18"/>
           <w:szCs w:val="20"/>
         </w:rPr>
-        <w:t>임포트하기 까다롭다.</w:t>
+        <w:t>로비씬에 필요한 이미지 생성</w:t>
+      </w:r>
+    </w:p>
+    <w:p>
+      <w:pPr>
+        <w:ind w:leftChars="200" w:left="400"/>
+        <w:jc w:val="left"/>
+        <w:rPr>
+          <w:rFonts w:hint="eastAsia"/>
+          <w:b/>
+          <w:bCs/>
+          <w:sz w:val="18"/>
+          <w:szCs w:val="20"/>
+        </w:rPr>
+      </w:pPr>
+      <w:r>
+        <w:rPr>
+          <w:rFonts w:hint="eastAsia"/>
+          <w:sz w:val="14"/>
+          <w:szCs w:val="16"/>
+        </w:rPr>
+        <w:t>로고:</w:t>
+      </w:r>
+      <w:r>
+        <w:rPr>
+          <w:rFonts w:hint="eastAsia"/>
+          <w:b/>
+          <w:bCs/>
+          <w:sz w:val="18"/>
+          <w:szCs w:val="20"/>
+        </w:rPr>
+        <w:t xml:space="preserve"> </w:t>
+      </w:r>
+      <w:r>
+        <w:rPr>
+          <w:b/>
+          <w:bCs/>
+          <w:noProof/>
+          <w:sz w:val="18"/>
+          <w:szCs w:val="20"/>
+        </w:rPr>
+        <w:drawing>
+          <wp:inline distT="0" distB="0" distL="0" distR="0" wp14:anchorId="75C45310" wp14:editId="07B386CD">
+            <wp:extent cx="1141012" cy="380519"/>
+            <wp:effectExtent l="0" t="0" r="2540" b="635"/>
+            <wp:docPr id="1392440186" name="그림 1"/>
+            <wp:cNvGraphicFramePr>
+              <a:graphicFrameLocks xmlns:a="http://schemas.openxmlformats.org/drawingml/2006/main" noChangeAspect="1"/>
+            </wp:cNvGraphicFramePr>
+            <a:graphic xmlns:a="http://schemas.openxmlformats.org/drawingml/2006/main">
+              <a:graphicData uri="http://schemas.openxmlformats.org/drawingml/2006/picture">
+                <pic:pic xmlns:pic="http://schemas.openxmlformats.org/drawingml/2006/picture">
+                  <pic:nvPicPr>
+                    <pic:cNvPr id="0" name="Picture 1"/>
+                    <pic:cNvPicPr>
+                      <a:picLocks noChangeAspect="1" noChangeArrowheads="1"/>
+                    </pic:cNvPicPr>
+                  </pic:nvPicPr>
+                  <pic:blipFill>
+                    <a:blip r:embed="rId9" cstate="print">
+                      <a:extLst>
+                        <a:ext uri="{28A0092B-C50C-407E-A947-70E740481C1C}">
+                          <a14:useLocalDpi xmlns:a14="http://schemas.microsoft.com/office/drawing/2010/main" val="0"/>
+                        </a:ext>
+                      </a:extLst>
+                    </a:blip>
+                    <a:srcRect/>
+                    <a:stretch>
+                      <a:fillRect/>
+                    </a:stretch>
+                  </pic:blipFill>
+                  <pic:spPr bwMode="auto">
+                    <a:xfrm>
+                      <a:off x="0" y="0"/>
+                      <a:ext cx="1190944" cy="397171"/>
+                    </a:xfrm>
+                    <a:prstGeom prst="rect">
+                      <a:avLst/>
+                    </a:prstGeom>
+                    <a:noFill/>
+                    <a:ln>
+                      <a:noFill/>
+                    </a:ln>
+                  </pic:spPr>
+                </pic:pic>
+              </a:graphicData>
+            </a:graphic>
+          </wp:inline>
+        </w:drawing>
+      </w:r>
+      <w:r>
+        <w:rPr>
+          <w:rFonts w:hint="eastAsia"/>
+          <w:b/>
+          <w:bCs/>
+          <w:sz w:val="18"/>
+          <w:szCs w:val="20"/>
+        </w:rPr>
+        <w:t xml:space="preserve"> </w:t>
+      </w:r>
+      <w:r>
+        <w:rPr>
+          <w:rFonts w:hint="eastAsia"/>
+          <w:sz w:val="14"/>
+          <w:szCs w:val="16"/>
+        </w:rPr>
+        <w:t>메인 배경:</w:t>
+      </w:r>
+      <w:r>
+        <w:rPr>
+          <w:rFonts w:hint="eastAsia"/>
+          <w:b/>
+          <w:bCs/>
+          <w:sz w:val="14"/>
+          <w:szCs w:val="16"/>
+        </w:rPr>
+        <w:t xml:space="preserve"> </w:t>
+      </w:r>
+      <w:r>
+        <w:rPr>
+          <w:b/>
+          <w:bCs/>
+          <w:noProof/>
+          <w:sz w:val="18"/>
+          <w:szCs w:val="20"/>
+        </w:rPr>
+        <w:drawing>
+          <wp:inline distT="0" distB="0" distL="0" distR="0" wp14:anchorId="0D470EDD" wp14:editId="7A11E416">
+            <wp:extent cx="1765906" cy="993913"/>
+            <wp:effectExtent l="0" t="0" r="6350" b="0"/>
+            <wp:docPr id="2133705416" name="그림 2"/>
+            <wp:cNvGraphicFramePr>
+              <a:graphicFrameLocks xmlns:a="http://schemas.openxmlformats.org/drawingml/2006/main" noChangeAspect="1"/>
+            </wp:cNvGraphicFramePr>
+            <a:graphic xmlns:a="http://schemas.openxmlformats.org/drawingml/2006/main">
+              <a:graphicData uri="http://schemas.openxmlformats.org/drawingml/2006/picture">
+                <pic:pic xmlns:pic="http://schemas.openxmlformats.org/drawingml/2006/picture">
+                  <pic:nvPicPr>
+                    <pic:cNvPr id="0" name="Picture 2"/>
+                    <pic:cNvPicPr>
+                      <a:picLocks noChangeAspect="1" noChangeArrowheads="1"/>
+                    </pic:cNvPicPr>
+                  </pic:nvPicPr>
+                  <pic:blipFill>
+                    <a:blip r:embed="rId10" cstate="print">
+                      <a:extLst>
+                        <a:ext uri="{28A0092B-C50C-407E-A947-70E740481C1C}">
+                          <a14:useLocalDpi xmlns:a14="http://schemas.microsoft.com/office/drawing/2010/main" val="0"/>
+                        </a:ext>
+                      </a:extLst>
+                    </a:blip>
+                    <a:srcRect/>
+                    <a:stretch>
+                      <a:fillRect/>
+                    </a:stretch>
+                  </pic:blipFill>
+                  <pic:spPr bwMode="auto">
+                    <a:xfrm>
+                      <a:off x="0" y="0"/>
+                      <a:ext cx="1793295" cy="1009329"/>
+                    </a:xfrm>
+                    <a:prstGeom prst="rect">
+                      <a:avLst/>
+                    </a:prstGeom>
+                    <a:noFill/>
+                    <a:ln>
+                      <a:noFill/>
+                    </a:ln>
+                  </pic:spPr>
+                </pic:pic>
+              </a:graphicData>
+            </a:graphic>
+          </wp:inline>
+        </w:drawing>
+      </w:r>
+    </w:p>
+    <w:p>
+      <w:pPr>
+        <w:ind w:leftChars="200" w:left="400"/>
+        <w:jc w:val="left"/>
+        <w:rPr>
+          <w:rFonts w:hint="eastAsia"/>
+          <w:b/>
+          <w:bCs/>
+          <w:sz w:val="18"/>
+          <w:szCs w:val="20"/>
+        </w:rPr>
+      </w:pPr>
+      <w:r>
+        <w:rPr>
+          <w:rFonts w:hint="eastAsia"/>
+          <w:b/>
+          <w:bCs/>
+          <w:sz w:val="18"/>
+          <w:szCs w:val="20"/>
+        </w:rPr>
+        <w:t>3</w:t>
+      </w:r>
+      <w:r>
+        <w:rPr>
+          <w:b/>
+          <w:bCs/>
+          <w:sz w:val="18"/>
+          <w:szCs w:val="20"/>
+        </w:rPr>
+        <w:t xml:space="preserve">. </w:t>
+      </w:r>
+      <w:r>
+        <w:rPr>
+          <w:rFonts w:hint="eastAsia"/>
+          <w:b/>
+          <w:bCs/>
+          <w:sz w:val="18"/>
+          <w:szCs w:val="20"/>
+        </w:rPr>
+        <w:t>로비씬 디자인</w:t>
       </w:r>
     </w:p>
     <w:p>
@@ -1978,48 +1722,7 @@
           <w:sz w:val="18"/>
           <w:szCs w:val="20"/>
         </w:rPr>
-        <w:t xml:space="preserve">Hit, Muzzle 같이 평면적으로 보여도 괜찮은 이펙트들은 재생한 모습을 녹화를 해서 </w:t>
-      </w:r>
-      <w:proofErr w:type="spellStart"/>
-      <w:r>
-        <w:rPr>
-          <w:rFonts w:hint="eastAsia"/>
-          <w:sz w:val="18"/>
-          <w:szCs w:val="20"/>
-        </w:rPr>
-        <w:t>스프라이트로</w:t>
-      </w:r>
-      <w:proofErr w:type="spellEnd"/>
-      <w:r>
-        <w:rPr>
-          <w:rFonts w:hint="eastAsia"/>
-          <w:sz w:val="18"/>
-          <w:szCs w:val="20"/>
-        </w:rPr>
-        <w:t xml:space="preserve"> 만들어</w:t>
-      </w:r>
-      <w:r>
-        <w:rPr>
-          <w:sz w:val="18"/>
-          <w:szCs w:val="20"/>
-        </w:rPr>
-        <w:br/>
-      </w:r>
-      <w:r>
-        <w:rPr>
-          <w:rFonts w:hint="eastAsia"/>
-          <w:sz w:val="18"/>
-          <w:szCs w:val="20"/>
-        </w:rPr>
-        <w:t>사용한다.</w:t>
-      </w:r>
-      <w:r>
-        <w:rPr>
-          <w:rFonts w:hint="eastAsia"/>
-          <w:sz w:val="18"/>
-          <w:szCs w:val="20"/>
-        </w:rPr>
-        <w:t xml:space="preserve"> 이 방법을 bake한다고 표현한다.</w:t>
+        <w:t>대기실을 3D 배경으로 바꾸었다. 실제 인게임 모습을 찍어서 대기실 배경으로 구성했다.</w:t>
       </w:r>
     </w:p>
     <w:p>
@@ -2045,27 +1748,15 @@
           <w:sz w:val="18"/>
           <w:szCs w:val="20"/>
         </w:rPr>
-        <w:t>유니티의 Recorder를 이용해서 사용할 이펙트를 녹화했다.</w:t>
-      </w:r>
-    </w:p>
-    <w:p>
-      <w:pPr>
-        <w:tabs>
-          <w:tab w:val="num" w:pos="1120"/>
-        </w:tabs>
-        <w:ind w:left="1120"/>
-        <w:jc w:val="left"/>
-        <w:rPr>
-          <w:sz w:val="18"/>
-          <w:szCs w:val="20"/>
-        </w:rPr>
-      </w:pPr>
+        <w:t>대기실의 각 플레이어들의 모습을 인게임 캐릭터 모델로 바꾸었다.</w:t>
+      </w:r>
     </w:p>
     <w:p>
       <w:pPr>
         <w:ind w:leftChars="200" w:left="400"/>
         <w:jc w:val="left"/>
         <w:rPr>
+          <w:rFonts w:hint="eastAsia"/>
           <w:b/>
           <w:bCs/>
           <w:sz w:val="18"/>
@@ -2080,7 +1771,7 @@
           <w:sz w:val="18"/>
           <w:szCs w:val="20"/>
         </w:rPr>
-        <w:t>2</w:t>
+        <w:t>4</w:t>
       </w:r>
       <w:r>
         <w:rPr>
@@ -2099,39 +1790,7 @@
           <w:sz w:val="18"/>
           <w:szCs w:val="20"/>
         </w:rPr>
-        <w:t xml:space="preserve">Arrow, Arrow Rain, Arrow Volley, </w:t>
-      </w:r>
-      <w:proofErr w:type="spellStart"/>
-      <w:r>
-        <w:rPr>
-          <w:rFonts w:hint="eastAsia"/>
-          <w:b/>
-          <w:bCs/>
-          <w:sz w:val="18"/>
-          <w:szCs w:val="20"/>
-        </w:rPr>
-        <w:t>EnergyExplosionArrow</w:t>
-      </w:r>
-      <w:proofErr w:type="spellEnd"/>
-      <w:r>
-        <w:rPr>
-          <w:rFonts w:hint="eastAsia"/>
-          <w:b/>
-          <w:bCs/>
-          <w:sz w:val="18"/>
-          <w:szCs w:val="20"/>
-        </w:rPr>
-        <w:t>, Tornado Shot 추가</w:t>
-      </w:r>
-      <w:r>
-        <w:rPr>
-          <w:rFonts w:hint="eastAsia"/>
-          <w:b/>
-          <w:bCs/>
-          <w:sz w:val="18"/>
-          <w:szCs w:val="20"/>
-        </w:rPr>
-        <w:t xml:space="preserve"> </w:t>
+        <w:t>로딩 화면 추가</w:t>
       </w:r>
     </w:p>
     <w:p>
@@ -2157,77 +1816,7 @@
           <w:sz w:val="18"/>
           <w:szCs w:val="20"/>
         </w:rPr>
-        <w:t>기본 공격인 Arrow 이펙트를 추가했다.</w:t>
-      </w:r>
-    </w:p>
-    <w:p>
-      <w:pPr>
-        <w:numPr>
-          <w:ilvl w:val="0"/>
-          <w:numId w:val="2"/>
-        </w:numPr>
-        <w:tabs>
-          <w:tab w:val="clear" w:pos="720"/>
-          <w:tab w:val="num" w:pos="1120"/>
-        </w:tabs>
-        <w:ind w:leftChars="380" w:left="1120"/>
-        <w:jc w:val="left"/>
-        <w:rPr>
-          <w:sz w:val="18"/>
-          <w:szCs w:val="20"/>
-        </w:rPr>
-      </w:pPr>
-      <w:r>
-        <w:rPr>
-          <w:rFonts w:hint="eastAsia"/>
-          <w:sz w:val="18"/>
-          <w:szCs w:val="20"/>
-        </w:rPr>
-        <w:t>Arrow를 활용해 Arrow Rain과 Arrow Volley를 추가했다.</w:t>
-      </w:r>
-    </w:p>
-    <w:p>
-      <w:pPr>
-        <w:numPr>
-          <w:ilvl w:val="0"/>
-          <w:numId w:val="2"/>
-        </w:numPr>
-        <w:tabs>
-          <w:tab w:val="clear" w:pos="720"/>
-          <w:tab w:val="num" w:pos="1120"/>
-        </w:tabs>
-        <w:ind w:leftChars="380" w:left="1120"/>
-        <w:jc w:val="left"/>
-        <w:rPr>
-          <w:sz w:val="18"/>
-          <w:szCs w:val="20"/>
-        </w:rPr>
-      </w:pPr>
-      <w:r>
-        <w:rPr>
-          <w:rFonts w:hint="eastAsia"/>
-          <w:sz w:val="18"/>
-          <w:szCs w:val="20"/>
-        </w:rPr>
-        <w:t xml:space="preserve">Bake한 이미지를 이용해 </w:t>
-      </w:r>
-      <w:proofErr w:type="spellStart"/>
-      <w:r>
-        <w:rPr>
-          <w:rFonts w:hint="eastAsia"/>
-          <w:sz w:val="18"/>
-          <w:szCs w:val="20"/>
-        </w:rPr>
-        <w:t>EnergyExplosionArrow</w:t>
-      </w:r>
-      <w:proofErr w:type="spellEnd"/>
-      <w:r>
-        <w:rPr>
-          <w:rFonts w:hint="eastAsia"/>
-          <w:sz w:val="18"/>
-          <w:szCs w:val="20"/>
-        </w:rPr>
-        <w:t xml:space="preserve"> 이펙트를 쉽게 추가했다. </w:t>
+        <w:t>대기실과 인게임에 진입할 때 리소스 로딩하는 공백 시간을 채워줄 로딩 화면을 만들었다.</w:t>
       </w:r>
     </w:p>
     <w:p>
@@ -2242,6 +1831,22 @@
           <w:szCs w:val="20"/>
         </w:rPr>
       </w:pPr>
+      <w:r>
+        <w:rPr>
+          <w:rFonts w:hint="eastAsia"/>
+          <w:sz w:val="18"/>
+          <w:szCs w:val="20"/>
+        </w:rPr>
+        <w:t>리소스 로딩 과정을 표현하는 프로그래스 바를 만들어 보충했다</w:t>
+      </w:r>
+      <w:r>
+        <w:rPr>
+          <w:rFonts w:hint="eastAsia"/>
+          <w:sz w:val="18"/>
+          <w:szCs w:val="20"/>
+        </w:rPr>
+        <w:t>.</w:t>
+      </w:r>
     </w:p>
     <w:p>
       <w:pPr>
@@ -2286,21 +1891,12 @@
           <w:b/>
         </w:rPr>
       </w:pPr>
-      <w:proofErr w:type="spellStart"/>
       <w:r>
         <w:rPr>
           <w:rFonts w:hint="eastAsia"/>
           <w:b/>
         </w:rPr>
-        <w:t>이시스</w:t>
-      </w:r>
-      <w:proofErr w:type="spellEnd"/>
-      <w:r>
-        <w:rPr>
-          <w:rFonts w:hint="eastAsia"/>
-          <w:b/>
-        </w:rPr>
-        <w:t xml:space="preserve"> 전술 전투 구현 </w:t>
+        <w:t xml:space="preserve">이시스 전술 전투 구현 </w:t>
       </w:r>
       <w:r>
         <w:rPr>
@@ -2339,15 +1935,7 @@
         <w:ind w:leftChars="0"/>
       </w:pPr>
       <w:r>
-        <w:t xml:space="preserve">어느 </w:t>
-      </w:r>
-      <w:proofErr w:type="spellStart"/>
-      <w:r>
-        <w:t>부대든</w:t>
-      </w:r>
-      <w:proofErr w:type="spellEnd"/>
-      <w:r>
-        <w:t xml:space="preserve"> 생존 인원이 초기 인원의 80% 미만으로 줄어들면 전술이 해금</w:t>
+        <w:t>어느 부대든 생존 인원이 초기 인원의 80% 미만으로 줄어들면 전술이 해금</w:t>
       </w:r>
       <w:r>
         <w:rPr>
@@ -2361,19 +1949,11 @@
       <w:r>
         <w:br/>
       </w:r>
-      <w:proofErr w:type="spellStart"/>
-      <w:r>
-        <w:rPr>
-          <w:rFonts w:hint="eastAsia"/>
-        </w:rPr>
-        <w:t>봄버</w:t>
-      </w:r>
-      <w:proofErr w:type="spellEnd"/>
-      <w:r>
-        <w:rPr>
-          <w:rFonts w:hint="eastAsia"/>
-        </w:rPr>
-        <w:t xml:space="preserve"> 부대</w:t>
+      <w:r>
+        <w:rPr>
+          <w:rFonts w:hint="eastAsia"/>
+        </w:rPr>
+        <w:t>봄버 부대</w:t>
       </w:r>
       <w:r>
         <w:t>는 플레이어 군집 중 위협도가 높은 최대 2개 군집을 골라 좌우에서</w:t>
@@ -2543,7 +2123,6 @@
       <w:r>
         <w:t xml:space="preserve"> 끝나면 </w:t>
       </w:r>
-      <w:proofErr w:type="spellStart"/>
       <w:r>
         <w:rPr>
           <w:rFonts w:hint="eastAsia"/>
@@ -2551,11 +2130,7 @@
         <w:t>쿨타임</w:t>
       </w:r>
       <w:r>
-        <w:t>에</w:t>
-      </w:r>
-      <w:proofErr w:type="spellEnd"/>
-      <w:r>
-        <w:t xml:space="preserve"> 들어</w:t>
+        <w:t>에 들어</w:t>
       </w:r>
       <w:r>
         <w:rPr>
@@ -2569,13 +2144,8 @@
       <w:r>
         <w:br/>
       </w:r>
-      <w:proofErr w:type="spellStart"/>
-      <w:r>
-        <w:t>쿨타임은</w:t>
-      </w:r>
-      <w:proofErr w:type="spellEnd"/>
-      <w:r>
-        <w:t xml:space="preserve"> 매번 7~13초 사이에서 랜덤으로 정해</w:t>
+      <w:r>
+        <w:t>쿨타임은 매번 7~13초 사이에서 랜덤으로 정해</w:t>
       </w:r>
       <w:r>
         <w:rPr>
@@ -2915,6 +2485,7 @@
           <w:p>
             <w:pPr>
               <w:rPr>
+                <w:rFonts w:hint="eastAsia"/>
                 <w:b/>
                 <w:bCs/>
                 <w:szCs w:val="20"/>
@@ -2936,19 +2507,16 @@
                 <w:bCs/>
                 <w:szCs w:val="20"/>
               </w:rPr>
-              <w:t xml:space="preserve">스킬 추가 구현 및 몬스터 패턴 구현, 레벨 디자인, </w:t>
-            </w:r>
-            <w:proofErr w:type="spellStart"/>
-            <w:r>
-              <w:rPr>
-                <w:rFonts w:hint="eastAsia"/>
+              <w:t>스킬 추가 구현 및 몬스터 패턴 구현, 레벨 디자인, 네비메시 추출</w:t>
+            </w:r>
+            <w:r>
+              <w:rPr>
                 <w:b/>
                 <w:bCs/>
                 <w:szCs w:val="20"/>
               </w:rPr>
-              <w:t>네비메시</w:t>
-            </w:r>
-            <w:proofErr w:type="spellEnd"/>
+              <w:br/>
+            </w:r>
             <w:r>
               <w:rPr>
                 <w:rFonts w:hint="eastAsia"/>
@@ -2956,44 +2524,16 @@
                 <w:bCs/>
                 <w:szCs w:val="20"/>
               </w:rPr>
-              <w:t xml:space="preserve"> 추출</w:t>
-            </w:r>
-            <w:r>
-              <w:rPr>
+              <w:t xml:space="preserve">이종진: </w:t>
+            </w:r>
+            <w:r>
+              <w:rPr>
+                <w:rFonts w:hint="eastAsia"/>
                 <w:b/>
                 <w:bCs/>
                 <w:szCs w:val="20"/>
               </w:rPr>
-              <w:br/>
-            </w:r>
-            <w:r>
-              <w:rPr>
-                <w:rFonts w:hint="eastAsia"/>
-                <w:b/>
-                <w:bCs/>
-                <w:szCs w:val="20"/>
-              </w:rPr>
-              <w:t xml:space="preserve">이종진: </w:t>
-            </w:r>
-            <w:proofErr w:type="spellStart"/>
-            <w:r>
-              <w:rPr>
-                <w:rFonts w:hint="eastAsia"/>
-                <w:b/>
-                <w:bCs/>
-                <w:szCs w:val="20"/>
-              </w:rPr>
-              <w:t>로비씬</w:t>
-            </w:r>
-            <w:proofErr w:type="spellEnd"/>
-            <w:r>
-              <w:rPr>
-                <w:rFonts w:hint="eastAsia"/>
-                <w:b/>
-                <w:bCs/>
-                <w:szCs w:val="20"/>
-              </w:rPr>
-              <w:t xml:space="preserve"> 디자인</w:t>
+              <w:t>UI</w:t>
             </w:r>
           </w:p>
         </w:tc>

--- a/작업일지/졸업작품 작업일지 - 20+32주차.docx
+++ b/작업일지/졸업작품 작업일지 - 20+32주차.docx
@@ -223,7 +223,6 @@
                 <w:szCs w:val="18"/>
               </w:rPr>
             </w:pPr>
-            <w:proofErr w:type="gramStart"/>
             <w:r>
               <w:rPr>
                 <w:rFonts w:hint="eastAsia"/>
@@ -232,18 +231,7 @@
                 <w:sz w:val="18"/>
                 <w:szCs w:val="18"/>
               </w:rPr>
-              <w:t>( Outlander</w:t>
-            </w:r>
-            <w:proofErr w:type="gramEnd"/>
-            <w:r>
-              <w:rPr>
-                <w:rFonts w:hint="eastAsia"/>
-                <w:b/>
-                <w:bCs/>
-                <w:sz w:val="18"/>
-                <w:szCs w:val="18"/>
-              </w:rPr>
-              <w:t xml:space="preserve"> )</w:t>
+              <w:t>( Outlander )</w:t>
             </w:r>
           </w:p>
         </w:tc>
@@ -521,6 +509,7 @@
             <w:pPr>
               <w:jc w:val="left"/>
               <w:rPr>
+                <w:rFonts w:hint="eastAsia"/>
                 <w:b/>
                 <w:bCs/>
               </w:rPr>
@@ -540,16 +529,19 @@
             </w:r>
             <w:r>
               <w:rPr>
-                <w:b/>
-              </w:rPr>
-              <w:t>이시스</w:t>
-            </w:r>
-            <w:r>
-              <w:rPr>
-                <w:rFonts w:hint="eastAsia"/>
-                <w:b/>
-              </w:rPr>
-              <w:t xml:space="preserve"> 전술 전투 구현</w:t>
+                <w:rFonts w:hint="eastAsia"/>
+                <w:b/>
+                <w:bCs/>
+              </w:rPr>
+              <w:t>Lobby Server 재구축</w:t>
+            </w:r>
+            <w:r>
+              <w:rPr>
+                <w:rFonts w:hint="eastAsia"/>
+                <w:b/>
+                <w:bCs/>
+              </w:rPr>
+              <w:t>, 메모리 관리</w:t>
             </w:r>
           </w:p>
           <w:p>
@@ -867,7 +859,7 @@
           <w:szCs w:val="28"/>
         </w:rPr>
         <w:drawing>
-          <wp:inline distT="0" distB="0" distL="0" distR="0" wp14:anchorId="17294D92" wp14:editId="46FE5A4F">
+          <wp:inline distT="0" distB="0" distL="0" distR="0" wp14:anchorId="17294D92" wp14:editId="196F23EE">
             <wp:extent cx="5400000" cy="3178019"/>
             <wp:effectExtent l="0" t="0" r="0" b="3810"/>
             <wp:docPr id="274567447" name="그림 2" descr="도표, 그림, 종이접기, 디자인이(가) 표시된 사진&#10;&#10;자동 생성된 설명"/>
@@ -1489,7 +1481,6 @@
         <w:ind w:leftChars="200" w:left="400"/>
         <w:jc w:val="left"/>
         <w:rPr>
-          <w:rFonts w:hint="eastAsia"/>
           <w:b/>
           <w:bCs/>
           <w:sz w:val="18"/>
@@ -1523,7 +1514,7 @@
           <w:szCs w:val="20"/>
         </w:rPr>
         <w:drawing>
-          <wp:inline distT="0" distB="0" distL="0" distR="0" wp14:anchorId="75C45310" wp14:editId="07B386CD">
+          <wp:inline distT="0" distB="0" distL="0" distR="0" wp14:anchorId="75C45310" wp14:editId="12C7E37E">
             <wp:extent cx="1141012" cy="380519"/>
             <wp:effectExtent l="0" t="0" r="2540" b="635"/>
             <wp:docPr id="1392440186" name="그림 1"/>
@@ -1662,7 +1653,6 @@
         <w:ind w:leftChars="200" w:left="400"/>
         <w:jc w:val="left"/>
         <w:rPr>
-          <w:rFonts w:hint="eastAsia"/>
           <w:b/>
           <w:bCs/>
           <w:sz w:val="18"/>
@@ -1756,7 +1746,6 @@
         <w:ind w:leftChars="200" w:left="400"/>
         <w:jc w:val="left"/>
         <w:rPr>
-          <w:rFonts w:hint="eastAsia"/>
           <w:b/>
           <w:bCs/>
           <w:sz w:val="18"/>
@@ -1887,42 +1876,14 @@
           <w:numId w:val="4"/>
         </w:numPr>
         <w:ind w:leftChars="0"/>
-        <w:rPr>
+      </w:pPr>
+      <w:r>
+        <w:rPr>
+          <w:rFonts w:hint="eastAsia"/>
           <w:b/>
-        </w:rPr>
-      </w:pPr>
-      <w:r>
-        <w:rPr>
-          <w:rFonts w:hint="eastAsia"/>
-          <w:b/>
-        </w:rPr>
-        <w:t xml:space="preserve">이시스 전술 전투 구현 </w:t>
-      </w:r>
-      <w:r>
-        <w:rPr>
-          <w:b/>
-        </w:rPr>
-        <w:t xml:space="preserve">– </w:t>
-      </w:r>
-      <w:r>
-        <w:rPr>
-          <w:rFonts w:hint="eastAsia"/>
-          <w:b/>
-        </w:rPr>
-        <w:t xml:space="preserve">쐐기 대형 </w:t>
-      </w:r>
-      <w:r>
-        <w:rPr>
-          <w:b/>
-        </w:rPr>
-        <w:t>2</w:t>
-      </w:r>
-      <w:r>
-        <w:rPr>
-          <w:rFonts w:hint="eastAsia"/>
-          <w:b/>
-        </w:rPr>
-        <w:t>연 돌진 공격</w:t>
+          <w:bCs/>
+        </w:rPr>
+        <w:t>Lobby Server 재구축</w:t>
       </w:r>
     </w:p>
     <w:p>
@@ -1935,240 +1896,348 @@
         <w:ind w:leftChars="0"/>
       </w:pPr>
       <w:r>
-        <w:t>어느 부대든 생존 인원이 초기 인원의 80% 미만으로 줄어들면 전술이 해금</w:t>
-      </w:r>
-      <w:r>
-        <w:rPr>
-          <w:rFonts w:hint="eastAsia"/>
-        </w:rPr>
-        <w:t>된다.</w:t>
+        <w:t>“</w:t>
+      </w:r>
+      <w:r>
+        <w:rPr>
+          <w:rFonts w:hint="eastAsia"/>
+        </w:rPr>
+        <w:t>방 생성/방 참가/방 나가기/게임 시작</w:t>
+      </w:r>
+      <w:r>
+        <w:t>”</w:t>
+      </w:r>
+      <w:r>
+        <w:rPr>
+          <w:rFonts w:hint="eastAsia"/>
+        </w:rPr>
+        <w:t>의 간단한 기능을 하는 서버</w:t>
+      </w:r>
+    </w:p>
+    <w:p>
+      <w:pPr>
+        <w:pStyle w:val="a3"/>
+        <w:numPr>
+          <w:ilvl w:val="0"/>
+          <w:numId w:val="4"/>
+        </w:numPr>
+        <w:ind w:leftChars="0"/>
+        <w:rPr>
+          <w:rFonts w:hint="eastAsia"/>
+        </w:rPr>
+      </w:pPr>
+      <w:r>
+        <w:rPr>
+          <w:rFonts w:hint="eastAsia"/>
+          <w:b/>
+          <w:bCs/>
+        </w:rPr>
+        <w:t>Lobby Server에서 Room Server로의 세션 Handoff 구현</w:t>
+      </w:r>
+    </w:p>
+    <w:p>
+      <w:pPr>
+        <w:pStyle w:val="a3"/>
+        <w:numPr>
+          <w:ilvl w:val="1"/>
+          <w:numId w:val="4"/>
+        </w:numPr>
+        <w:ind w:leftChars="0"/>
+        <w:rPr>
+          <w:rFonts w:hint="eastAsia"/>
+        </w:rPr>
+      </w:pPr>
+      <w:r>
+        <w:t>LobbyServer에서 게임 시작 요청이 들어오면, 로비 방에 있는 모든 플레이어에게</w:t>
       </w:r>
       <w:r>
         <w:br/>
+        <w:t>RoomServer 접속 정보와 로비 방 코드를 포함한 `S_GameStart` 패킷을 브로드캐스트하도록</w:t>
       </w:r>
       <w:r>
         <w:br/>
-      </w:r>
-      <w:r>
-        <w:rPr>
-          <w:rFonts w:hint="eastAsia"/>
-        </w:rPr>
-        <w:t>봄버 부대</w:t>
-      </w:r>
-      <w:r>
-        <w:t>는 플레이어 군집 중 위협도가 높은 최대 2개 군집을 골라 좌우에서</w:t>
+        <w:t>구현하였다.</w:t>
+      </w:r>
+    </w:p>
+    <w:p>
+      <w:pPr>
+        <w:pStyle w:val="a3"/>
+        <w:numPr>
+          <w:ilvl w:val="1"/>
+          <w:numId w:val="4"/>
+        </w:numPr>
+        <w:ind w:leftChars="0"/>
+        <w:rPr>
+          <w:rFonts w:hint="eastAsia"/>
+        </w:rPr>
+      </w:pPr>
+      <w:r>
+        <w:rPr>
+          <w:rFonts w:hint="eastAsia"/>
+        </w:rPr>
+        <w:t>클라이언트는</w:t>
+      </w:r>
+      <w:r>
+        <w:t xml:space="preserve"> `S_GameStart`를 수신하면 RoomServer IP, 포트, `lobbyCode`를 저장하고,</w:t>
       </w:r>
       <w:r>
         <w:br/>
-      </w:r>
-      <w:r>
-        <w:t xml:space="preserve">쐐기 </w:t>
-      </w:r>
-      <w:r>
-        <w:rPr>
-          <w:rFonts w:hint="eastAsia"/>
-        </w:rPr>
-        <w:t xml:space="preserve">대형 </w:t>
-      </w:r>
-      <w:r>
-        <w:t>돌진</w:t>
-      </w:r>
-      <w:r>
-        <w:rPr>
-          <w:rFonts w:hint="eastAsia"/>
-        </w:rPr>
-        <w:t xml:space="preserve"> 공격</w:t>
-      </w:r>
-      <w:r>
-        <w:t>을 수행</w:t>
-      </w:r>
-      <w:r>
-        <w:rPr>
-          <w:rFonts w:hint="eastAsia"/>
-        </w:rPr>
-        <w:t>한다.</w:t>
-      </w:r>
-      <w:r>
+        <w:t>네트워크 콜백 내부에서 바로 소켓을 교체하지 않고 안전한 시점까지 handoff를 지연 처리한다.</w:t>
+      </w:r>
+      <w:r>
+        <w:br/>
+        <w:t>인게임 리소스 로딩이 완료되면 기존 LobbyServer 세션을 닫고 RoomServer에 새로 접속한 뒤,</w:t>
+      </w:r>
+      <w:r>
+        <w:br/>
+        <w:t>`C_Enter` 패킷에 `lobbyCode`를 담아 전송한다.</w:t>
+      </w:r>
+      <w:r>
+        <w:br/>
+        <w:t xml:space="preserve">기존 로비 세션은 즉시 삭제하지 않고 retired session으로 </w:t>
+      </w:r>
+      <w:r>
+        <w:rPr>
+          <w:rFonts w:hint="eastAsia"/>
+        </w:rPr>
+        <w:t>보관하여</w:t>
+      </w:r>
+      <w:r>
+        <w:t xml:space="preserve"> 남아 있을 수 있는</w:t>
+      </w:r>
+      <w:r>
+        <w:br/>
+        <w:t>비동기 완료 콜백이 안전하게 정리되도록 했다.</w:t>
+      </w:r>
+    </w:p>
+    <w:p>
+      <w:pPr>
+        <w:pStyle w:val="a3"/>
+        <w:numPr>
+          <w:ilvl w:val="1"/>
+          <w:numId w:val="4"/>
+        </w:numPr>
+        <w:ind w:leftChars="0"/>
+      </w:pPr>
+      <w:r>
+        <w:t>RoomServer 측에서는</w:t>
+      </w:r>
+      <w:r>
+        <w:rPr>
+          <w:rFonts w:hint="eastAsia"/>
+        </w:rPr>
         <w:t xml:space="preserve"> </w:t>
       </w:r>
       <w:r>
+        <w:t xml:space="preserve">클라이언트가 `C_Enter(lobbyCode)`를 보낸 시점에 방에 입장하도록 </w:t>
+      </w:r>
+      <w:r>
+        <w:rPr>
+          <w:rFonts w:hint="eastAsia"/>
+        </w:rPr>
+        <w:t>했</w:t>
+      </w:r>
+      <w:r>
+        <w:t>다.</w:t>
+      </w:r>
+      <w:r>
         <w:br/>
+        <w:t>`RoomManager`에는 `lobbyCode` 기반의 방 조회 및 생성 로직을 추가하여,</w:t>
       </w:r>
       <w:r>
         <w:br/>
-      </w:r>
-      <w:r>
-        <w:t xml:space="preserve">1차 돌진이 끝나면 </w:t>
-      </w:r>
-      <w:r>
-        <w:rPr>
-          <w:rFonts w:hint="eastAsia"/>
-        </w:rPr>
-        <w:t xml:space="preserve">버디 </w:t>
-      </w:r>
-      <w:r>
-        <w:t>부대가 2차 공격을 준</w:t>
-      </w:r>
-      <w:r>
-        <w:rPr>
-          <w:rFonts w:hint="eastAsia"/>
-        </w:rPr>
-        <w:t>비한다</w:t>
-      </w:r>
-      <w:r>
-        <w:t>.</w:t>
+        <w:t>같은 로비 방에서 출발한 플레이어들이 RoomServer에서도 동일한 Room에 배정되도록 했다.</w:t>
       </w:r>
       <w:r>
         <w:br/>
-      </w:r>
-      <w:r>
-        <w:t xml:space="preserve">이때 </w:t>
-      </w:r>
-      <w:r>
-        <w:rPr>
-          <w:rFonts w:hint="eastAsia"/>
-        </w:rPr>
-        <w:t>중간보스</w:t>
-      </w:r>
-      <w:r>
-        <w:t xml:space="preserve">가 살아 있는 </w:t>
-      </w:r>
-      <w:r>
-        <w:rPr>
-          <w:rFonts w:hint="eastAsia"/>
-        </w:rPr>
-        <w:t>버디</w:t>
-      </w:r>
-      <w:r>
-        <w:t xml:space="preserve"> 부대 중 하나의 쐐기</w:t>
-      </w:r>
-      <w:r>
-        <w:rPr>
-          <w:rFonts w:hint="eastAsia"/>
-        </w:rPr>
-        <w:t xml:space="preserve"> 대형</w:t>
-      </w:r>
-      <w:r>
-        <w:t xml:space="preserve"> 선두 위치로 이동해 합류</w:t>
-      </w:r>
-      <w:r>
-        <w:rPr>
-          <w:rFonts w:hint="eastAsia"/>
-        </w:rPr>
-        <w:t>한다</w:t>
-      </w:r>
-      <w:r>
-        <w:t>.</w:t>
+        <w:t>동시에 같은 코드로 여러 플레이어가 접속할 때 서로 다른 방이 생성되지 않도록</w:t>
       </w:r>
       <w:r>
         <w:br/>
-      </w:r>
-      <w:r>
-        <w:rPr>
-          <w:rFonts w:hint="eastAsia"/>
-        </w:rPr>
-        <w:t>돌진을</w:t>
-      </w:r>
-      <w:r>
-        <w:t xml:space="preserve"> 시작하면 </w:t>
-      </w:r>
-      <w:r>
-        <w:rPr>
-          <w:rFonts w:hint="eastAsia"/>
-        </w:rPr>
-        <w:t>중간보스</w:t>
-      </w:r>
-      <w:r>
-        <w:t xml:space="preserve">도 같은 방향으로 함께 돌진하며, </w:t>
-      </w:r>
-      <w:r>
-        <w:rPr>
-          <w:rFonts w:hint="eastAsia"/>
-        </w:rPr>
-        <w:t>중간보스</w:t>
-      </w:r>
-      <w:r>
-        <w:t xml:space="preserve">가 합류한 </w:t>
-      </w:r>
-      <w:r>
-        <w:rPr>
-          <w:rFonts w:hint="eastAsia"/>
-        </w:rPr>
-        <w:t>쐐기 대형은</w:t>
+        <w:t xml:space="preserve">find/create 과정을 하나의 </w:t>
+      </w:r>
+      <w:r>
+        <w:rPr>
+          <w:rFonts w:hint="eastAsia"/>
+        </w:rPr>
+        <w:t>lock</w:t>
+      </w:r>
+      <w:r>
+        <w:t xml:space="preserve"> 안에서 처리하였다.</w:t>
+      </w:r>
+    </w:p>
+    <w:p>
+      <w:pPr>
+        <w:pStyle w:val="a3"/>
+        <w:numPr>
+          <w:ilvl w:val="0"/>
+          <w:numId w:val="4"/>
+        </w:numPr>
+        <w:ind w:leftChars="0"/>
+        <w:rPr>
+          <w:rFonts w:hint="eastAsia"/>
+        </w:rPr>
+      </w:pPr>
+      <w:r>
+        <w:rPr>
+          <w:b/>
+          <w:bCs/>
+        </w:rPr>
+        <w:t>S</w:t>
+      </w:r>
+      <w:r>
+        <w:rPr>
+          <w:rFonts w:hint="eastAsia"/>
+          <w:b/>
+          <w:bCs/>
+        </w:rPr>
+        <w:t>hared_ptr 기반 세션 및 Lobby Room 수명 관리</w:t>
+      </w:r>
+    </w:p>
+    <w:p>
+      <w:pPr>
+        <w:pStyle w:val="a3"/>
+        <w:numPr>
+          <w:ilvl w:val="1"/>
+          <w:numId w:val="4"/>
+        </w:numPr>
+        <w:ind w:leftChars="0"/>
+        <w:rPr>
+          <w:rFonts w:hint="eastAsia"/>
+        </w:rPr>
+      </w:pPr>
+      <w:r>
+        <w:t>비동기 IOCP 처리 중 연결이 종료된 `GameSession`이 `ObjectPool`로 반환되지 않고</w:t>
       </w:r>
       <w:r>
         <w:br/>
       </w:r>
       <w:r>
-        <w:t>피해 배율이 강화</w:t>
-      </w:r>
-      <w:r>
-        <w:rPr>
-          <w:rFonts w:hint="eastAsia"/>
-        </w:rPr>
-        <w:t>된다.</w:t>
+        <w:t>누적되는 문제를 개선하였다.</w:t>
       </w:r>
       <w:r>
         <w:br/>
       </w:r>
       <w:r>
+        <w:t>기존에는 세션을 raw pointer로 관리하고 있어, 연결 종료 시점에 바로 풀로 반환하면</w:t>
+      </w:r>
+      <w:r>
         <w:br/>
       </w:r>
       <w:r>
-        <w:rPr>
-          <w:rFonts w:hint="eastAsia"/>
-        </w:rPr>
-        <w:t>전술이</w:t>
-      </w:r>
-      <w:r>
-        <w:t xml:space="preserve"> 끝나면 </w:t>
-      </w:r>
-      <w:r>
-        <w:rPr>
-          <w:rFonts w:hint="eastAsia"/>
-        </w:rPr>
-        <w:t>쿨타임</w:t>
-      </w:r>
-      <w:r>
-        <w:t>에 들어</w:t>
-      </w:r>
-      <w:r>
-        <w:rPr>
-          <w:rFonts w:hint="eastAsia"/>
-        </w:rPr>
-        <w:t>간다</w:t>
-      </w:r>
-      <w:r>
-        <w:t>.</w:t>
+        <w:t>아직 완료되지 않은 `WSARecv`, `WSASend`, `DisconnectEx` 완료 통지에서 해제된 세션을</w:t>
       </w:r>
       <w:r>
         <w:br/>
       </w:r>
       <w:r>
-        <w:t>쿨타임은 매번 7~13초 사이에서 랜덤으로 정해</w:t>
-      </w:r>
-      <w:r>
-        <w:rPr>
-          <w:rFonts w:hint="eastAsia"/>
-        </w:rPr>
-        <w:t>진다.</w:t>
-      </w:r>
-    </w:p>
-    <w:p>
-      <w:pPr>
+        <w:t>참조할 위험이 있었다.</w:t>
+      </w:r>
+    </w:p>
+    <w:p>
+      <w:pPr>
+        <w:pStyle w:val="a3"/>
+        <w:numPr>
+          <w:ilvl w:val="1"/>
+          <w:numId w:val="4"/>
+        </w:numPr>
+        <w:ind w:leftChars="0"/>
+        <w:rPr>
+          <w:rFonts w:hint="eastAsia"/>
+        </w:rPr>
+      </w:pPr>
+      <w:r>
+        <w:t>이를 해결하기 위해 `IocpDispatchable`과 `IoEvent`를 `shared_ptr` 기반으로 변경하였다.</w:t>
+      </w:r>
+      <w:r>
+        <w:br/>
+      </w:r>
+      <w:r>
+        <w:t>각 비동기 I/O 등록 시 `shared_from_this()`로 세션 참조를 유지하고, 완료 처리 이후 참조를</w:t>
+      </w:r>
+      <w:r>
+        <w:br/>
+      </w:r>
+      <w:r>
+        <w:t>해제하도록 하여 pending I/O가 남아 있는 동안 세션 객체가 살아 있도록 했다.</w:t>
+      </w:r>
+      <w:r>
+        <w:br/>
+      </w:r>
+      <w:r>
+        <w:t>모든 참조가 사라지면 `ObjectPool::makeShared`의 deleter를 통해 세션이 자동으로</w:t>
+      </w:r>
+      <w:r>
+        <w:br/>
+      </w:r>
+      <w:r>
+        <w:t>풀에 반환되도록 구성하였다.</w:t>
+      </w:r>
+    </w:p>
+    <w:p>
+      <w:pPr>
+        <w:pStyle w:val="a3"/>
+        <w:numPr>
+          <w:ilvl w:val="1"/>
+          <w:numId w:val="4"/>
+        </w:numPr>
+        <w:ind w:leftChars="0"/>
+        <w:rPr>
+          <w:rFonts w:hint="eastAsia"/>
+        </w:rPr>
+      </w:pPr>
+      <w:r>
+        <w:t>LobbyServer에는 `GameSessionManager`를 추가해 접속 중인 세션을 `shared_ptr`로</w:t>
+      </w:r>
+      <w:r>
+        <w:br/>
+      </w:r>
+      <w:r>
+        <w:t>보관하도록 했고, RoomServer의 비동기 room 작업도 raw `this` 대신 `shared_ptr self`를</w:t>
+      </w:r>
+      <w:r>
+        <w:br/>
+      </w:r>
+      <w:r>
+        <w:t>캡처하도록 수정하였다.</w:t>
+      </w:r>
+    </w:p>
+    <w:p>
+      <w:pPr>
+        <w:pStyle w:val="a3"/>
         <w:widowControl/>
+        <w:numPr>
+          <w:ilvl w:val="1"/>
+          <w:numId w:val="4"/>
+        </w:numPr>
         <w:wordWrap/>
         <w:autoSpaceDE/>
         <w:autoSpaceDN/>
-        <w:rPr>
-          <w:b/>
-        </w:rPr>
-      </w:pPr>
-      <w:r>
-        <w:rPr>
-          <w:b/>
-        </w:rPr>
-        <w:br w:type="page"/>
+        <w:ind w:leftChars="0"/>
+        <w:rPr>
+          <w:rFonts w:hint="eastAsia"/>
+        </w:rPr>
+      </w:pPr>
+      <w:r>
+        <w:t>또한 LobbyRoom 삭제와 참가가 동시에 발생할 때 생길 수 있는 Use-After-Free 문제를 막기 위해</w:t>
+      </w:r>
+      <w:r>
+        <w:br/>
+      </w:r>
+      <w:r>
+        <w:t>`LobbyRoom`을 `shared_ptr`로 관리하도록 변경하였다.</w:t>
+      </w:r>
+      <w:r>
+        <w:br/>
+      </w:r>
+      <w:r>
+        <w:t>`findRoom()`은 `shared_ptr` 복사본을 반환하고, 방이 비어 삭제 예정일 때는 `closed_` 플래그로</w:t>
+      </w:r>
+      <w:r>
+        <w:br/>
+      </w:r>
+      <w:r>
+        <w:t>새 입장을 차단하도록 하였다.</w:t>
       </w:r>
     </w:p>
     <w:tbl>
@@ -2467,6 +2536,7 @@
           <w:p>
             <w:pPr>
               <w:rPr>
+                <w:rFonts w:hint="eastAsia"/>
                 <w:b/>
                 <w:bCs/>
                 <w:szCs w:val="20"/>
@@ -2480,12 +2550,29 @@
                 <w:szCs w:val="20"/>
               </w:rPr>
               <w:t xml:space="preserve">우상훈: </w:t>
+            </w:r>
+            <w:r>
+              <w:rPr>
+                <w:rFonts w:hint="eastAsia"/>
+                <w:b/>
+                <w:bCs/>
+                <w:szCs w:val="20"/>
+              </w:rPr>
+              <w:t>전술 전투 구현</w:t>
+            </w:r>
+            <w:r>
+              <w:rPr>
+                <w:rFonts w:hint="eastAsia"/>
+                <w:b/>
+                <w:bCs/>
+                <w:szCs w:val="20"/>
+              </w:rPr>
+              <w:t>, 시뮬레이터로 보스 패턴 구현</w:t>
             </w:r>
           </w:p>
           <w:p>
             <w:pPr>
               <w:rPr>
-                <w:rFonts w:hint="eastAsia"/>
                 <w:b/>
                 <w:bCs/>
                 <w:szCs w:val="20"/>
